--- a/bai_tap_cuoi_khoa/FINAL_Rubric_PredictiveMaintenance.docx
+++ b/bai_tap_cuoi_khoa/FINAL_Rubric_PredictiveMaintenance.docx
@@ -1,6 +1,6 @@
 
 <file path=word/document.xml><?xml version="1.0" encoding="utf-8"?>
-<w:document xmlns:wpc="http://schemas.microsoft.com/office/word/2010/wordprocessingCanvas" xmlns:cx="http://schemas.microsoft.com/office/drawing/2014/chartex" xmlns:cx1="http://schemas.microsoft.com/office/drawing/2015/9/8/chartex" xmlns:cx2="http://schemas.microsoft.com/office/drawing/2015/10/21/chartex" xmlns:cx3="http://schemas.microsoft.com/office/drawing/2016/5/9/chartex" xmlns:cx4="http://schemas.microsoft.com/office/drawing/2016/5/10/chartex" xmlns:cx5="http://schemas.microsoft.com/office/drawing/2016/5/11/chartex" xmlns:cx6="http://schemas.microsoft.com/office/drawing/2016/5/12/chartex" xmlns:cx7="http://schemas.microsoft.com/office/drawing/2016/5/13/chartex" xmlns:cx8="http://schemas.microsoft.com/office/drawing/2016/5/14/chartex" xmlns:mc="http://schemas.openxmlformats.org/markup-compatibility/2006" xmlns:m="http://schemas.openxmlformats.org/officeDocument/2006/math" xmlns:aink="http://schemas.microsoft.com/office/drawing/2016/ink" xmlns:am3d="http://schemas.microsoft.com/office/drawing/2017/model3d" xmlns:oel="http://schemas.microsoft.com/office/2019/extlst" xmlns:r="http://schemas.openxmlformats.org/officeDocument/2006/relationships" xmlns:wp14="http://schemas.microsoft.com/office/word/2010/wordprocessingDrawing" xmlns:wp="http://schemas.openxmlformats.org/drawingml/2006/wordprocessingDrawing" xmlns:wpg="http://schemas.microsoft.com/office/word/2010/wordprocessingGroup" xmlns:wpi="http://schemas.microsoft.com/office/word/2010/wordprocessingInk" xmlns:wps="http://schemas.microsoft.com/office/word/2010/wordprocessingShape" xmlns:o="urn:schemas-microsoft-com:office:office" xmlns:v="urn:schemas-microsoft-com:vml" xmlns:w10="urn:schemas-microsoft-com:office:word" xmlns:w="http://schemas.openxmlformats.org/wordprocessingml/2006/main" xmlns:w14="http://schemas.microsoft.com/office/word/2010/wordml" xmlns:w15="http://schemas.microsoft.com/office/word/2012/wordml" xmlns:w16cex="http://schemas.microsoft.com/office/word/2018/wordml/cex" xmlns:w16cid="http://schemas.microsoft.com/office/word/2016/wordml/cid" xmlns:w16="http://schemas.microsoft.com/office/word/2018/wordml" xmlns:w16sdtdh="http://schemas.microsoft.com/office/word/2020/wordml/sdtdatahash" xmlns:w16sdtfl="http://schemas.microsoft.com/office/word/2024/wordml/sdtformatlock" xmlns:w16se="http://schemas.microsoft.com/office/word/2015/wordml/symex" xmlns:w16du="http://schemas.microsoft.com/office/word/2023/wordml/word16du" xmlns:wne="http://schemas.microsoft.com/office/word/2006/wordml" mc:Ignorable="w14 w15 w16se w16cid w16 w16cex w16sdtdh w16sdtfl w16du wp14">
+<w:document xmlns:wpc="http://schemas.microsoft.com/office/word/2010/wordprocessingCanvas" xmlns:mc="http://schemas.openxmlformats.org/markup-compatibility/2006" xmlns:o="urn:schemas-microsoft-com:office:office" xmlns:r="http://schemas.openxmlformats.org/officeDocument/2006/relationships" xmlns:m="http://schemas.openxmlformats.org/officeDocument/2006/math" xmlns:v="urn:schemas-microsoft-com:vml" xmlns:wp14="http://schemas.microsoft.com/office/word/2010/wordprocessingDrawing" xmlns:wp="http://schemas.openxmlformats.org/drawingml/2006/wordprocessingDrawing" xmlns:w="http://schemas.openxmlformats.org/wordprocessingml/2006/main" xmlns:w14="http://schemas.microsoft.com/office/word/2010/wordml" xmlns:w10="urn:schemas-microsoft-com:office:word" xmlns:w15="http://schemas.microsoft.com/office/word/2012/wordml" xmlns:wpg="http://schemas.microsoft.com/office/word/2010/wordprocessingGroup" xmlns:wpi="http://schemas.microsoft.com/office/word/2010/wordprocessingInk" xmlns:wne="http://schemas.microsoft.com/office/word/2006/wordml" xmlns:wps="http://schemas.microsoft.com/office/word/2010/wordprocessingShape" xmlns:wpsCustomData="http://www.wps.cn/officeDocument/2013/wpsCustomData" mc:Ignorable="w14 w15 wp14">
   <w:body>
     <w:p>
       <w:pPr>
@@ -40,7 +40,7 @@
     <w:p>
       <w:pPr>
         <w:pBdr>
-          <w:bottom w:val="single" w:sz="18" w:space="6" w:color="F59E0B"/>
+          <w:bottom w:val="single" w:color="F59E0B" w:sz="18" w:space="6"/>
         </w:pBdr>
         <w:spacing w:after="200"/>
         <w:jc w:val="center"/>
@@ -61,7 +61,7 @@
     <w:p>
       <w:pPr>
         <w:pBdr>
-          <w:bottom w:val="single" w:sz="18" w:space="4" w:color="F59E0B"/>
+          <w:bottom w:val="single" w:color="F59E0B" w:sz="18" w:space="4"/>
         </w:pBdr>
         <w:spacing w:before="240" w:after="120"/>
       </w:pPr>
@@ -124,10 +124,10 @@
     </w:p>
     <w:p>
       <w:pPr>
-        <w:pStyle w:val="ListParagraph"/>
+        <w:pStyle w:val="17"/>
         <w:numPr>
           <w:ilvl w:val="0"/>
-          <w:numId w:val="2"/>
+          <w:numId w:val="1"/>
         </w:numPr>
         <w:spacing w:after="60" w:line="276" w:lineRule="auto"/>
       </w:pPr>
@@ -144,10 +144,10 @@
     </w:p>
     <w:p>
       <w:pPr>
-        <w:pStyle w:val="ListParagraph"/>
+        <w:pStyle w:val="17"/>
         <w:numPr>
           <w:ilvl w:val="0"/>
-          <w:numId w:val="2"/>
+          <w:numId w:val="1"/>
         </w:numPr>
         <w:spacing w:after="60" w:line="276" w:lineRule="auto"/>
       </w:pPr>
@@ -184,7 +184,7 @@
     <w:p>
       <w:pPr>
         <w:pBdr>
-          <w:bottom w:val="single" w:sz="18" w:space="4" w:color="F59E0B"/>
+          <w:bottom w:val="single" w:color="F59E0B" w:sz="18" w:space="4"/>
         </w:pBdr>
         <w:spacing w:before="240" w:after="120"/>
       </w:pPr>
@@ -208,7 +208,7 @@
       </w:r>
       <w:r>
         <w:rPr>
-          <w:rFonts w:ascii="Consolas" w:eastAsia="Consolas" w:hAnsi="Consolas" w:cs="Consolas"/>
+          <w:rFonts w:ascii="Consolas" w:hAnsi="Consolas" w:eastAsia="Consolas" w:cs="Consolas"/>
           <w:b/>
           <w:bCs/>
         </w:rPr>
@@ -219,7 +219,7 @@
       </w:r>
       <w:r>
         <w:rPr>
-          <w:rFonts w:ascii="Consolas" w:eastAsia="Consolas" w:hAnsi="Consolas" w:cs="Consolas"/>
+          <w:rFonts w:ascii="Consolas" w:hAnsi="Consolas" w:eastAsia="Consolas" w:cs="Consolas"/>
           <w:b/>
           <w:bCs/>
         </w:rPr>
@@ -246,20 +246,24 @@
     </w:p>
     <w:tbl>
       <w:tblPr>
+        <w:tblStyle w:val="9"/>
         <w:tblW w:w="8200" w:type="dxa"/>
+        <w:tblInd w:w="0" w:type="dxa"/>
         <w:tblBorders>
-          <w:top w:val="single" w:sz="4" w:space="0" w:color="C7CEDB"/>
-          <w:left w:val="single" w:sz="4" w:space="0" w:color="C7CEDB"/>
-          <w:bottom w:val="single" w:sz="4" w:space="0" w:color="C7CEDB"/>
-          <w:right w:val="single" w:sz="4" w:space="0" w:color="C7CEDB"/>
-          <w:insideH w:val="single" w:sz="4" w:space="0" w:color="DDE2EC"/>
-          <w:insideV w:val="single" w:sz="4" w:space="0" w:color="DDE2EC"/>
+          <w:top w:val="single" w:color="C7CEDB" w:sz="4" w:space="0"/>
+          <w:left w:val="single" w:color="C7CEDB" w:sz="4" w:space="0"/>
+          <w:bottom w:val="single" w:color="C7CEDB" w:sz="4" w:space="0"/>
+          <w:right w:val="single" w:color="C7CEDB" w:sz="4" w:space="0"/>
+          <w:insideH w:val="single" w:color="DDE2EC" w:sz="4" w:space="0"/>
+          <w:insideV w:val="single" w:color="DDE2EC" w:sz="4" w:space="0"/>
         </w:tblBorders>
+        <w:tblLayout w:type="autofit"/>
         <w:tblCellMar>
+          <w:top w:w="0" w:type="dxa"/>
           <w:left w:w="10" w:type="dxa"/>
+          <w:bottom w:w="0" w:type="dxa"/>
           <w:right w:w="10" w:type="dxa"/>
         </w:tblCellMar>
-        <w:tblLook w:val="0000" w:firstRow="0" w:lastRow="0" w:firstColumn="0" w:lastColumn="0" w:noHBand="0" w:noVBand="0"/>
       </w:tblPr>
       <w:tblGrid>
         <w:gridCol w:w="2600"/>
@@ -268,9 +272,19 @@
       </w:tblGrid>
       <w:tr>
         <w:tblPrEx>
+          <w:tblBorders>
+            <w:top w:val="single" w:color="C7CEDB" w:sz="4" w:space="0"/>
+            <w:left w:val="single" w:color="C7CEDB" w:sz="4" w:space="0"/>
+            <w:bottom w:val="single" w:color="C7CEDB" w:sz="4" w:space="0"/>
+            <w:right w:val="single" w:color="C7CEDB" w:sz="4" w:space="0"/>
+            <w:insideH w:val="single" w:color="DDE2EC" w:sz="4" w:space="0"/>
+            <w:insideV w:val="single" w:color="DDE2EC" w:sz="4" w:space="0"/>
+          </w:tblBorders>
           <w:tblCellMar>
             <w:top w:w="0" w:type="dxa"/>
+            <w:left w:w="10" w:type="dxa"/>
             <w:bottom w:w="0" w:type="dxa"/>
+            <w:right w:w="10" w:type="dxa"/>
           </w:tblCellMar>
         </w:tblPrEx>
         <w:trPr>
@@ -363,9 +377,19 @@
       </w:tr>
       <w:tr>
         <w:tblPrEx>
+          <w:tblBorders>
+            <w:top w:val="single" w:color="C7CEDB" w:sz="4" w:space="0"/>
+            <w:left w:val="single" w:color="C7CEDB" w:sz="4" w:space="0"/>
+            <w:bottom w:val="single" w:color="C7CEDB" w:sz="4" w:space="0"/>
+            <w:right w:val="single" w:color="C7CEDB" w:sz="4" w:space="0"/>
+            <w:insideH w:val="single" w:color="DDE2EC" w:sz="4" w:space="0"/>
+            <w:insideV w:val="single" w:color="DDE2EC" w:sz="4" w:space="0"/>
+          </w:tblBorders>
           <w:tblCellMar>
             <w:top w:w="0" w:type="dxa"/>
+            <w:left w:w="10" w:type="dxa"/>
             <w:bottom w:w="0" w:type="dxa"/>
+            <w:right w:w="10" w:type="dxa"/>
           </w:tblCellMar>
         </w:tblPrEx>
         <w:tc>
@@ -448,9 +472,19 @@
       </w:tr>
       <w:tr>
         <w:tblPrEx>
+          <w:tblBorders>
+            <w:top w:val="single" w:color="C7CEDB" w:sz="4" w:space="0"/>
+            <w:left w:val="single" w:color="C7CEDB" w:sz="4" w:space="0"/>
+            <w:bottom w:val="single" w:color="C7CEDB" w:sz="4" w:space="0"/>
+            <w:right w:val="single" w:color="C7CEDB" w:sz="4" w:space="0"/>
+            <w:insideH w:val="single" w:color="DDE2EC" w:sz="4" w:space="0"/>
+            <w:insideV w:val="single" w:color="DDE2EC" w:sz="4" w:space="0"/>
+          </w:tblBorders>
           <w:tblCellMar>
             <w:top w:w="0" w:type="dxa"/>
+            <w:left w:w="10" w:type="dxa"/>
             <w:bottom w:w="0" w:type="dxa"/>
+            <w:right w:w="10" w:type="dxa"/>
           </w:tblCellMar>
         </w:tblPrEx>
         <w:tc>
@@ -533,9 +567,19 @@
       </w:tr>
       <w:tr>
         <w:tblPrEx>
+          <w:tblBorders>
+            <w:top w:val="single" w:color="C7CEDB" w:sz="4" w:space="0"/>
+            <w:left w:val="single" w:color="C7CEDB" w:sz="4" w:space="0"/>
+            <w:bottom w:val="single" w:color="C7CEDB" w:sz="4" w:space="0"/>
+            <w:right w:val="single" w:color="C7CEDB" w:sz="4" w:space="0"/>
+            <w:insideH w:val="single" w:color="DDE2EC" w:sz="4" w:space="0"/>
+            <w:insideV w:val="single" w:color="DDE2EC" w:sz="4" w:space="0"/>
+          </w:tblBorders>
           <w:tblCellMar>
             <w:top w:w="0" w:type="dxa"/>
+            <w:left w:w="10" w:type="dxa"/>
             <w:bottom w:w="0" w:type="dxa"/>
+            <w:right w:w="10" w:type="dxa"/>
           </w:tblCellMar>
         </w:tblPrEx>
         <w:tc>
@@ -618,9 +662,19 @@
       </w:tr>
       <w:tr>
         <w:tblPrEx>
+          <w:tblBorders>
+            <w:top w:val="single" w:color="C7CEDB" w:sz="4" w:space="0"/>
+            <w:left w:val="single" w:color="C7CEDB" w:sz="4" w:space="0"/>
+            <w:bottom w:val="single" w:color="C7CEDB" w:sz="4" w:space="0"/>
+            <w:right w:val="single" w:color="C7CEDB" w:sz="4" w:space="0"/>
+            <w:insideH w:val="single" w:color="DDE2EC" w:sz="4" w:space="0"/>
+            <w:insideV w:val="single" w:color="DDE2EC" w:sz="4" w:space="0"/>
+          </w:tblBorders>
           <w:tblCellMar>
             <w:top w:w="0" w:type="dxa"/>
+            <w:left w:w="10" w:type="dxa"/>
             <w:bottom w:w="0" w:type="dxa"/>
+            <w:right w:w="10" w:type="dxa"/>
           </w:tblCellMar>
         </w:tblPrEx>
         <w:tc>
@@ -703,9 +757,19 @@
       </w:tr>
       <w:tr>
         <w:tblPrEx>
+          <w:tblBorders>
+            <w:top w:val="single" w:color="C7CEDB" w:sz="4" w:space="0"/>
+            <w:left w:val="single" w:color="C7CEDB" w:sz="4" w:space="0"/>
+            <w:bottom w:val="single" w:color="C7CEDB" w:sz="4" w:space="0"/>
+            <w:right w:val="single" w:color="C7CEDB" w:sz="4" w:space="0"/>
+            <w:insideH w:val="single" w:color="DDE2EC" w:sz="4" w:space="0"/>
+            <w:insideV w:val="single" w:color="DDE2EC" w:sz="4" w:space="0"/>
+          </w:tblBorders>
           <w:tblCellMar>
             <w:top w:w="0" w:type="dxa"/>
+            <w:left w:w="10" w:type="dxa"/>
             <w:bottom w:w="0" w:type="dxa"/>
+            <w:right w:w="10" w:type="dxa"/>
           </w:tblCellMar>
         </w:tblPrEx>
         <w:tc>
@@ -804,20 +868,24 @@
     </w:p>
     <w:tbl>
       <w:tblPr>
+        <w:tblStyle w:val="9"/>
         <w:tblW w:w="8200" w:type="dxa"/>
+        <w:tblInd w:w="0" w:type="dxa"/>
         <w:tblBorders>
-          <w:top w:val="single" w:sz="4" w:space="0" w:color="C7CEDB"/>
-          <w:left w:val="single" w:sz="4" w:space="0" w:color="C7CEDB"/>
-          <w:bottom w:val="single" w:sz="4" w:space="0" w:color="C7CEDB"/>
-          <w:right w:val="single" w:sz="4" w:space="0" w:color="C7CEDB"/>
-          <w:insideH w:val="single" w:sz="4" w:space="0" w:color="DDE2EC"/>
-          <w:insideV w:val="single" w:sz="4" w:space="0" w:color="DDE2EC"/>
+          <w:top w:val="single" w:color="C7CEDB" w:sz="4" w:space="0"/>
+          <w:left w:val="single" w:color="C7CEDB" w:sz="4" w:space="0"/>
+          <w:bottom w:val="single" w:color="C7CEDB" w:sz="4" w:space="0"/>
+          <w:right w:val="single" w:color="C7CEDB" w:sz="4" w:space="0"/>
+          <w:insideH w:val="single" w:color="DDE2EC" w:sz="4" w:space="0"/>
+          <w:insideV w:val="single" w:color="DDE2EC" w:sz="4" w:space="0"/>
         </w:tblBorders>
+        <w:tblLayout w:type="autofit"/>
         <w:tblCellMar>
+          <w:top w:w="0" w:type="dxa"/>
           <w:left w:w="10" w:type="dxa"/>
+          <w:bottom w:w="0" w:type="dxa"/>
           <w:right w:w="10" w:type="dxa"/>
         </w:tblCellMar>
-        <w:tblLook w:val="0000" w:firstRow="0" w:lastRow="0" w:firstColumn="0" w:lastColumn="0" w:noHBand="0" w:noVBand="0"/>
       </w:tblPr>
       <w:tblGrid>
         <w:gridCol w:w="2600"/>
@@ -826,9 +894,19 @@
       </w:tblGrid>
       <w:tr>
         <w:tblPrEx>
+          <w:tblBorders>
+            <w:top w:val="single" w:color="C7CEDB" w:sz="4" w:space="0"/>
+            <w:left w:val="single" w:color="C7CEDB" w:sz="4" w:space="0"/>
+            <w:bottom w:val="single" w:color="C7CEDB" w:sz="4" w:space="0"/>
+            <w:right w:val="single" w:color="C7CEDB" w:sz="4" w:space="0"/>
+            <w:insideH w:val="single" w:color="DDE2EC" w:sz="4" w:space="0"/>
+            <w:insideV w:val="single" w:color="DDE2EC" w:sz="4" w:space="0"/>
+          </w:tblBorders>
           <w:tblCellMar>
             <w:top w:w="0" w:type="dxa"/>
+            <w:left w:w="10" w:type="dxa"/>
             <w:bottom w:w="0" w:type="dxa"/>
+            <w:right w:w="10" w:type="dxa"/>
           </w:tblCellMar>
         </w:tblPrEx>
         <w:trPr>
@@ -921,9 +999,19 @@
       </w:tr>
       <w:tr>
         <w:tblPrEx>
+          <w:tblBorders>
+            <w:top w:val="single" w:color="C7CEDB" w:sz="4" w:space="0"/>
+            <w:left w:val="single" w:color="C7CEDB" w:sz="4" w:space="0"/>
+            <w:bottom w:val="single" w:color="C7CEDB" w:sz="4" w:space="0"/>
+            <w:right w:val="single" w:color="C7CEDB" w:sz="4" w:space="0"/>
+            <w:insideH w:val="single" w:color="DDE2EC" w:sz="4" w:space="0"/>
+            <w:insideV w:val="single" w:color="DDE2EC" w:sz="4" w:space="0"/>
+          </w:tblBorders>
           <w:tblCellMar>
             <w:top w:w="0" w:type="dxa"/>
+            <w:left w:w="10" w:type="dxa"/>
             <w:bottom w:w="0" w:type="dxa"/>
+            <w:right w:w="10" w:type="dxa"/>
           </w:tblCellMar>
         </w:tblPrEx>
         <w:tc>
@@ -1006,9 +1094,19 @@
       </w:tr>
       <w:tr>
         <w:tblPrEx>
+          <w:tblBorders>
+            <w:top w:val="single" w:color="C7CEDB" w:sz="4" w:space="0"/>
+            <w:left w:val="single" w:color="C7CEDB" w:sz="4" w:space="0"/>
+            <w:bottom w:val="single" w:color="C7CEDB" w:sz="4" w:space="0"/>
+            <w:right w:val="single" w:color="C7CEDB" w:sz="4" w:space="0"/>
+            <w:insideH w:val="single" w:color="DDE2EC" w:sz="4" w:space="0"/>
+            <w:insideV w:val="single" w:color="DDE2EC" w:sz="4" w:space="0"/>
+          </w:tblBorders>
           <w:tblCellMar>
             <w:top w:w="0" w:type="dxa"/>
+            <w:left w:w="10" w:type="dxa"/>
             <w:bottom w:w="0" w:type="dxa"/>
+            <w:right w:w="10" w:type="dxa"/>
           </w:tblCellMar>
         </w:tblPrEx>
         <w:tc>
@@ -1107,20 +1205,24 @@
     </w:p>
     <w:tbl>
       <w:tblPr>
+        <w:tblStyle w:val="9"/>
         <w:tblW w:w="8200" w:type="dxa"/>
+        <w:tblInd w:w="0" w:type="dxa"/>
         <w:tblBorders>
-          <w:top w:val="single" w:sz="4" w:space="0" w:color="C7CEDB"/>
-          <w:left w:val="single" w:sz="4" w:space="0" w:color="C7CEDB"/>
-          <w:bottom w:val="single" w:sz="4" w:space="0" w:color="C7CEDB"/>
-          <w:right w:val="single" w:sz="4" w:space="0" w:color="C7CEDB"/>
-          <w:insideH w:val="single" w:sz="4" w:space="0" w:color="DDE2EC"/>
-          <w:insideV w:val="single" w:sz="4" w:space="0" w:color="DDE2EC"/>
+          <w:top w:val="single" w:color="C7CEDB" w:sz="4" w:space="0"/>
+          <w:left w:val="single" w:color="C7CEDB" w:sz="4" w:space="0"/>
+          <w:bottom w:val="single" w:color="C7CEDB" w:sz="4" w:space="0"/>
+          <w:right w:val="single" w:color="C7CEDB" w:sz="4" w:space="0"/>
+          <w:insideH w:val="single" w:color="DDE2EC" w:sz="4" w:space="0"/>
+          <w:insideV w:val="single" w:color="DDE2EC" w:sz="4" w:space="0"/>
         </w:tblBorders>
+        <w:tblLayout w:type="autofit"/>
         <w:tblCellMar>
+          <w:top w:w="0" w:type="dxa"/>
           <w:left w:w="10" w:type="dxa"/>
+          <w:bottom w:w="0" w:type="dxa"/>
           <w:right w:w="10" w:type="dxa"/>
         </w:tblCellMar>
-        <w:tblLook w:val="0000" w:firstRow="0" w:lastRow="0" w:firstColumn="0" w:lastColumn="0" w:noHBand="0" w:noVBand="0"/>
       </w:tblPr>
       <w:tblGrid>
         <w:gridCol w:w="2600"/>
@@ -1129,9 +1231,19 @@
       </w:tblGrid>
       <w:tr>
         <w:tblPrEx>
+          <w:tblBorders>
+            <w:top w:val="single" w:color="C7CEDB" w:sz="4" w:space="0"/>
+            <w:left w:val="single" w:color="C7CEDB" w:sz="4" w:space="0"/>
+            <w:bottom w:val="single" w:color="C7CEDB" w:sz="4" w:space="0"/>
+            <w:right w:val="single" w:color="C7CEDB" w:sz="4" w:space="0"/>
+            <w:insideH w:val="single" w:color="DDE2EC" w:sz="4" w:space="0"/>
+            <w:insideV w:val="single" w:color="DDE2EC" w:sz="4" w:space="0"/>
+          </w:tblBorders>
           <w:tblCellMar>
             <w:top w:w="0" w:type="dxa"/>
+            <w:left w:w="10" w:type="dxa"/>
             <w:bottom w:w="0" w:type="dxa"/>
+            <w:right w:w="10" w:type="dxa"/>
           </w:tblCellMar>
         </w:tblPrEx>
         <w:trPr>
@@ -1224,9 +1336,19 @@
       </w:tr>
       <w:tr>
         <w:tblPrEx>
+          <w:tblBorders>
+            <w:top w:val="single" w:color="C7CEDB" w:sz="4" w:space="0"/>
+            <w:left w:val="single" w:color="C7CEDB" w:sz="4" w:space="0"/>
+            <w:bottom w:val="single" w:color="C7CEDB" w:sz="4" w:space="0"/>
+            <w:right w:val="single" w:color="C7CEDB" w:sz="4" w:space="0"/>
+            <w:insideH w:val="single" w:color="DDE2EC" w:sz="4" w:space="0"/>
+            <w:insideV w:val="single" w:color="DDE2EC" w:sz="4" w:space="0"/>
+          </w:tblBorders>
           <w:tblCellMar>
             <w:top w:w="0" w:type="dxa"/>
+            <w:left w:w="10" w:type="dxa"/>
             <w:bottom w:w="0" w:type="dxa"/>
+            <w:right w:w="10" w:type="dxa"/>
           </w:tblCellMar>
         </w:tblPrEx>
         <w:tc>
@@ -1344,7 +1466,6 @@
           <w:sz w:val="30"/>
           <w:szCs w:val="30"/>
         </w:rPr>
-        <w:lastRenderedPageBreak/>
         <w:t>3. Yêu cầu thực hiện</w:t>
       </w:r>
     </w:p>
@@ -1373,10 +1494,10 @@
     </w:p>
     <w:p>
       <w:pPr>
-        <w:pStyle w:val="ListParagraph"/>
+        <w:pStyle w:val="17"/>
         <w:numPr>
           <w:ilvl w:val="0"/>
-          <w:numId w:val="2"/>
+          <w:numId w:val="1"/>
         </w:numPr>
         <w:spacing w:after="60" w:line="276" w:lineRule="auto"/>
       </w:pPr>
@@ -1386,10 +1507,10 @@
     </w:p>
     <w:p>
       <w:pPr>
-        <w:pStyle w:val="ListParagraph"/>
+        <w:pStyle w:val="17"/>
         <w:numPr>
           <w:ilvl w:val="0"/>
-          <w:numId w:val="2"/>
+          <w:numId w:val="1"/>
         </w:numPr>
         <w:spacing w:after="60" w:line="276" w:lineRule="auto"/>
       </w:pPr>
@@ -1399,10 +1520,10 @@
     </w:p>
     <w:p>
       <w:pPr>
-        <w:pStyle w:val="ListParagraph"/>
+        <w:pStyle w:val="17"/>
         <w:numPr>
           <w:ilvl w:val="0"/>
-          <w:numId w:val="2"/>
+          <w:numId w:val="1"/>
         </w:numPr>
         <w:spacing w:after="60" w:line="276" w:lineRule="auto"/>
       </w:pPr>
@@ -1427,10 +1548,10 @@
     </w:p>
     <w:p>
       <w:pPr>
-        <w:pStyle w:val="ListParagraph"/>
+        <w:pStyle w:val="17"/>
         <w:numPr>
           <w:ilvl w:val="0"/>
-          <w:numId w:val="2"/>
+          <w:numId w:val="1"/>
         </w:numPr>
         <w:spacing w:after="60" w:line="276" w:lineRule="auto"/>
       </w:pPr>
@@ -1440,10 +1561,10 @@
     </w:p>
     <w:p>
       <w:pPr>
-        <w:pStyle w:val="ListParagraph"/>
+        <w:pStyle w:val="17"/>
         <w:numPr>
           <w:ilvl w:val="0"/>
-          <w:numId w:val="2"/>
+          <w:numId w:val="1"/>
         </w:numPr>
         <w:spacing w:after="60" w:line="276" w:lineRule="auto"/>
       </w:pPr>
@@ -1474,10 +1595,10 @@
     </w:p>
     <w:p>
       <w:pPr>
-        <w:pStyle w:val="ListParagraph"/>
+        <w:pStyle w:val="17"/>
         <w:numPr>
           <w:ilvl w:val="0"/>
-          <w:numId w:val="2"/>
+          <w:numId w:val="1"/>
         </w:numPr>
         <w:spacing w:after="60" w:line="276" w:lineRule="auto"/>
       </w:pPr>
@@ -1502,10 +1623,10 @@
     </w:p>
     <w:p>
       <w:pPr>
-        <w:pStyle w:val="ListParagraph"/>
+        <w:pStyle w:val="17"/>
         <w:numPr>
           <w:ilvl w:val="0"/>
-          <w:numId w:val="2"/>
+          <w:numId w:val="1"/>
         </w:numPr>
         <w:spacing w:after="60" w:line="276" w:lineRule="auto"/>
       </w:pPr>
@@ -1515,10 +1636,10 @@
     </w:p>
     <w:p>
       <w:pPr>
-        <w:pStyle w:val="ListParagraph"/>
+        <w:pStyle w:val="17"/>
         <w:numPr>
           <w:ilvl w:val="0"/>
-          <w:numId w:val="2"/>
+          <w:numId w:val="1"/>
         </w:numPr>
         <w:spacing w:after="60" w:line="276" w:lineRule="auto"/>
       </w:pPr>
@@ -1528,10 +1649,10 @@
     </w:p>
     <w:p>
       <w:pPr>
-        <w:pStyle w:val="ListParagraph"/>
+        <w:pStyle w:val="17"/>
         <w:numPr>
           <w:ilvl w:val="0"/>
-          <w:numId w:val="2"/>
+          <w:numId w:val="1"/>
         </w:numPr>
         <w:spacing w:after="60" w:line="276" w:lineRule="auto"/>
       </w:pPr>
@@ -1556,10 +1677,10 @@
     </w:p>
     <w:p>
       <w:pPr>
-        <w:pStyle w:val="ListParagraph"/>
+        <w:pStyle w:val="17"/>
         <w:numPr>
           <w:ilvl w:val="0"/>
-          <w:numId w:val="2"/>
+          <w:numId w:val="1"/>
         </w:numPr>
         <w:spacing w:after="60" w:line="276" w:lineRule="auto"/>
       </w:pPr>
@@ -1578,10 +1699,10 @@
     </w:p>
     <w:p>
       <w:pPr>
-        <w:pStyle w:val="ListParagraph"/>
+        <w:pStyle w:val="17"/>
         <w:numPr>
           <w:ilvl w:val="0"/>
-          <w:numId w:val="2"/>
+          <w:numId w:val="1"/>
         </w:numPr>
         <w:spacing w:after="60" w:line="276" w:lineRule="auto"/>
       </w:pPr>
@@ -1614,10 +1735,10 @@
     </w:p>
     <w:p>
       <w:pPr>
-        <w:pStyle w:val="ListParagraph"/>
+        <w:pStyle w:val="17"/>
         <w:numPr>
           <w:ilvl w:val="0"/>
-          <w:numId w:val="2"/>
+          <w:numId w:val="1"/>
         </w:numPr>
         <w:spacing w:after="60" w:line="276" w:lineRule="auto"/>
       </w:pPr>
@@ -1648,10 +1769,10 @@
     </w:p>
     <w:p>
       <w:pPr>
-        <w:pStyle w:val="ListParagraph"/>
+        <w:pStyle w:val="17"/>
         <w:numPr>
           <w:ilvl w:val="0"/>
-          <w:numId w:val="2"/>
+          <w:numId w:val="1"/>
         </w:numPr>
         <w:spacing w:after="60" w:line="276" w:lineRule="auto"/>
       </w:pPr>
@@ -1661,10 +1782,10 @@
     </w:p>
     <w:p>
       <w:pPr>
-        <w:pStyle w:val="ListParagraph"/>
+        <w:pStyle w:val="17"/>
         <w:numPr>
           <w:ilvl w:val="0"/>
-          <w:numId w:val="2"/>
+          <w:numId w:val="1"/>
         </w:numPr>
         <w:spacing w:after="60" w:line="276" w:lineRule="auto"/>
       </w:pPr>
@@ -1675,7 +1796,7 @@
     <w:p>
       <w:pPr>
         <w:pBdr>
-          <w:bottom w:val="single" w:sz="18" w:space="4" w:color="F59E0B"/>
+          <w:bottom w:val="single" w:color="F59E0B" w:sz="18" w:space="4"/>
         </w:pBdr>
         <w:spacing w:before="240" w:after="120"/>
       </w:pPr>
@@ -1692,10 +1813,10 @@
     </w:p>
     <w:p>
       <w:pPr>
-        <w:pStyle w:val="ListParagraph"/>
+        <w:pStyle w:val="17"/>
         <w:numPr>
           <w:ilvl w:val="0"/>
-          <w:numId w:val="2"/>
+          <w:numId w:val="1"/>
         </w:numPr>
         <w:spacing w:after="60" w:line="276" w:lineRule="auto"/>
       </w:pPr>
@@ -1708,7 +1829,7 @@
       </w:r>
       <w:r>
         <w:rPr>
-          <w:rFonts w:ascii="Consolas" w:eastAsia="Consolas" w:hAnsi="Consolas" w:cs="Consolas"/>
+          <w:rFonts w:ascii="Consolas" w:hAnsi="Consolas" w:eastAsia="Consolas" w:cs="Consolas"/>
         </w:rPr>
         <w:t>bai_tap_cuoi_khoa_&lt;MSSV&gt;.ipynb</w:t>
       </w:r>
@@ -1737,7 +1858,7 @@
     </w:p>
     <w:p>
       <w:pPr>
-        <w:pStyle w:val="ListParagraph"/>
+        <w:pStyle w:val="17"/>
         <w:spacing w:after="60" w:line="276" w:lineRule="auto"/>
         <w:ind w:left="360"/>
       </w:pPr>
@@ -1761,7 +1882,7 @@
     <w:p>
       <w:pPr>
         <w:pBdr>
-          <w:bottom w:val="single" w:sz="18" w:space="6" w:color="F59E0B"/>
+          <w:bottom w:val="single" w:color="F59E0B" w:sz="18" w:space="6"/>
         </w:pBdr>
         <w:spacing w:after="200"/>
         <w:jc w:val="center"/>
@@ -1781,20 +1902,24 @@
     </w:p>
     <w:tbl>
       <w:tblPr>
+        <w:tblStyle w:val="9"/>
         <w:tblW w:w="8200" w:type="dxa"/>
+        <w:tblInd w:w="0" w:type="dxa"/>
         <w:tblBorders>
-          <w:top w:val="single" w:sz="6" w:space="0" w:color="0A1628"/>
-          <w:left w:val="single" w:sz="6" w:space="0" w:color="0A1628"/>
-          <w:bottom w:val="single" w:sz="6" w:space="0" w:color="0A1628"/>
-          <w:right w:val="single" w:sz="6" w:space="0" w:color="0A1628"/>
-          <w:insideH w:val="single" w:sz="4" w:space="0" w:color="C7CEDB"/>
-          <w:insideV w:val="single" w:sz="4" w:space="0" w:color="C7CEDB"/>
+          <w:top w:val="single" w:color="0A1628" w:sz="6" w:space="0"/>
+          <w:left w:val="single" w:color="0A1628" w:sz="6" w:space="0"/>
+          <w:bottom w:val="single" w:color="0A1628" w:sz="6" w:space="0"/>
+          <w:right w:val="single" w:color="0A1628" w:sz="6" w:space="0"/>
+          <w:insideH w:val="single" w:color="C7CEDB" w:sz="4" w:space="0"/>
+          <w:insideV w:val="single" w:color="C7CEDB" w:sz="4" w:space="0"/>
         </w:tblBorders>
+        <w:tblLayout w:type="autofit"/>
         <w:tblCellMar>
+          <w:top w:w="0" w:type="dxa"/>
           <w:left w:w="10" w:type="dxa"/>
+          <w:bottom w:w="0" w:type="dxa"/>
           <w:right w:w="10" w:type="dxa"/>
         </w:tblCellMar>
-        <w:tblLook w:val="0000" w:firstRow="0" w:lastRow="0" w:firstColumn="0" w:lastColumn="0" w:noHBand="0" w:noVBand="0"/>
       </w:tblPr>
       <w:tblGrid>
         <w:gridCol w:w="6800"/>
@@ -1802,9 +1927,19 @@
       </w:tblGrid>
       <w:tr>
         <w:tblPrEx>
+          <w:tblBorders>
+            <w:top w:val="single" w:color="0A1628" w:sz="6" w:space="0"/>
+            <w:left w:val="single" w:color="0A1628" w:sz="6" w:space="0"/>
+            <w:bottom w:val="single" w:color="0A1628" w:sz="6" w:space="0"/>
+            <w:right w:val="single" w:color="0A1628" w:sz="6" w:space="0"/>
+            <w:insideH w:val="single" w:color="C7CEDB" w:sz="4" w:space="0"/>
+            <w:insideV w:val="single" w:color="C7CEDB" w:sz="4" w:space="0"/>
+          </w:tblBorders>
           <w:tblCellMar>
             <w:top w:w="0" w:type="dxa"/>
+            <w:left w:w="10" w:type="dxa"/>
             <w:bottom w:w="0" w:type="dxa"/>
+            <w:right w:w="10" w:type="dxa"/>
           </w:tblCellMar>
         </w:tblPrEx>
         <w:trPr>
@@ -1865,9 +2000,19 @@
       </w:tr>
       <w:tr>
         <w:tblPrEx>
+          <w:tblBorders>
+            <w:top w:val="single" w:color="0A1628" w:sz="6" w:space="0"/>
+            <w:left w:val="single" w:color="0A1628" w:sz="6" w:space="0"/>
+            <w:bottom w:val="single" w:color="0A1628" w:sz="6" w:space="0"/>
+            <w:right w:val="single" w:color="0A1628" w:sz="6" w:space="0"/>
+            <w:insideH w:val="single" w:color="C7CEDB" w:sz="4" w:space="0"/>
+            <w:insideV w:val="single" w:color="C7CEDB" w:sz="4" w:space="0"/>
+          </w:tblBorders>
           <w:tblCellMar>
             <w:top w:w="0" w:type="dxa"/>
+            <w:left w:w="10" w:type="dxa"/>
             <w:bottom w:w="0" w:type="dxa"/>
+            <w:right w:w="10" w:type="dxa"/>
           </w:tblCellMar>
         </w:tblPrEx>
         <w:tc>
@@ -1925,9 +2070,19 @@
       </w:tr>
       <w:tr>
         <w:tblPrEx>
+          <w:tblBorders>
+            <w:top w:val="single" w:color="0A1628" w:sz="6" w:space="0"/>
+            <w:left w:val="single" w:color="0A1628" w:sz="6" w:space="0"/>
+            <w:bottom w:val="single" w:color="0A1628" w:sz="6" w:space="0"/>
+            <w:right w:val="single" w:color="0A1628" w:sz="6" w:space="0"/>
+            <w:insideH w:val="single" w:color="C7CEDB" w:sz="4" w:space="0"/>
+            <w:insideV w:val="single" w:color="C7CEDB" w:sz="4" w:space="0"/>
+          </w:tblBorders>
           <w:tblCellMar>
             <w:top w:w="0" w:type="dxa"/>
+            <w:left w:w="10" w:type="dxa"/>
             <w:bottom w:w="0" w:type="dxa"/>
+            <w:right w:w="10" w:type="dxa"/>
           </w:tblCellMar>
         </w:tblPrEx>
         <w:tc>
@@ -1972,9 +2127,19 @@
       </w:tr>
       <w:tr>
         <w:tblPrEx>
+          <w:tblBorders>
+            <w:top w:val="single" w:color="0A1628" w:sz="6" w:space="0"/>
+            <w:left w:val="single" w:color="0A1628" w:sz="6" w:space="0"/>
+            <w:bottom w:val="single" w:color="0A1628" w:sz="6" w:space="0"/>
+            <w:right w:val="single" w:color="0A1628" w:sz="6" w:space="0"/>
+            <w:insideH w:val="single" w:color="C7CEDB" w:sz="4" w:space="0"/>
+            <w:insideV w:val="single" w:color="C7CEDB" w:sz="4" w:space="0"/>
+          </w:tblBorders>
           <w:tblCellMar>
             <w:top w:w="0" w:type="dxa"/>
+            <w:left w:w="10" w:type="dxa"/>
             <w:bottom w:w="0" w:type="dxa"/>
+            <w:right w:w="10" w:type="dxa"/>
           </w:tblCellMar>
         </w:tblPrEx>
         <w:tc>
@@ -2019,9 +2184,19 @@
       </w:tr>
       <w:tr>
         <w:tblPrEx>
+          <w:tblBorders>
+            <w:top w:val="single" w:color="0A1628" w:sz="6" w:space="0"/>
+            <w:left w:val="single" w:color="0A1628" w:sz="6" w:space="0"/>
+            <w:bottom w:val="single" w:color="0A1628" w:sz="6" w:space="0"/>
+            <w:right w:val="single" w:color="0A1628" w:sz="6" w:space="0"/>
+            <w:insideH w:val="single" w:color="C7CEDB" w:sz="4" w:space="0"/>
+            <w:insideV w:val="single" w:color="C7CEDB" w:sz="4" w:space="0"/>
+          </w:tblBorders>
           <w:tblCellMar>
             <w:top w:w="0" w:type="dxa"/>
+            <w:left w:w="10" w:type="dxa"/>
             <w:bottom w:w="0" w:type="dxa"/>
+            <w:right w:w="10" w:type="dxa"/>
           </w:tblCellMar>
         </w:tblPrEx>
         <w:tc>
@@ -2066,9 +2241,19 @@
       </w:tr>
       <w:tr>
         <w:tblPrEx>
+          <w:tblBorders>
+            <w:top w:val="single" w:color="0A1628" w:sz="6" w:space="0"/>
+            <w:left w:val="single" w:color="0A1628" w:sz="6" w:space="0"/>
+            <w:bottom w:val="single" w:color="0A1628" w:sz="6" w:space="0"/>
+            <w:right w:val="single" w:color="0A1628" w:sz="6" w:space="0"/>
+            <w:insideH w:val="single" w:color="C7CEDB" w:sz="4" w:space="0"/>
+            <w:insideV w:val="single" w:color="C7CEDB" w:sz="4" w:space="0"/>
+          </w:tblBorders>
           <w:tblCellMar>
             <w:top w:w="0" w:type="dxa"/>
+            <w:left w:w="10" w:type="dxa"/>
             <w:bottom w:w="0" w:type="dxa"/>
+            <w:right w:w="10" w:type="dxa"/>
           </w:tblCellMar>
         </w:tblPrEx>
         <w:tc>
@@ -2126,9 +2311,19 @@
       </w:tr>
       <w:tr>
         <w:tblPrEx>
+          <w:tblBorders>
+            <w:top w:val="single" w:color="0A1628" w:sz="6" w:space="0"/>
+            <w:left w:val="single" w:color="0A1628" w:sz="6" w:space="0"/>
+            <w:bottom w:val="single" w:color="0A1628" w:sz="6" w:space="0"/>
+            <w:right w:val="single" w:color="0A1628" w:sz="6" w:space="0"/>
+            <w:insideH w:val="single" w:color="C7CEDB" w:sz="4" w:space="0"/>
+            <w:insideV w:val="single" w:color="C7CEDB" w:sz="4" w:space="0"/>
+          </w:tblBorders>
           <w:tblCellMar>
             <w:top w:w="0" w:type="dxa"/>
+            <w:left w:w="10" w:type="dxa"/>
             <w:bottom w:w="0" w:type="dxa"/>
+            <w:right w:w="10" w:type="dxa"/>
           </w:tblCellMar>
         </w:tblPrEx>
         <w:tc>
@@ -2173,9 +2368,19 @@
       </w:tr>
       <w:tr>
         <w:tblPrEx>
+          <w:tblBorders>
+            <w:top w:val="single" w:color="0A1628" w:sz="6" w:space="0"/>
+            <w:left w:val="single" w:color="0A1628" w:sz="6" w:space="0"/>
+            <w:bottom w:val="single" w:color="0A1628" w:sz="6" w:space="0"/>
+            <w:right w:val="single" w:color="0A1628" w:sz="6" w:space="0"/>
+            <w:insideH w:val="single" w:color="C7CEDB" w:sz="4" w:space="0"/>
+            <w:insideV w:val="single" w:color="C7CEDB" w:sz="4" w:space="0"/>
+          </w:tblBorders>
           <w:tblCellMar>
             <w:top w:w="0" w:type="dxa"/>
+            <w:left w:w="10" w:type="dxa"/>
             <w:bottom w:w="0" w:type="dxa"/>
+            <w:right w:w="10" w:type="dxa"/>
           </w:tblCellMar>
         </w:tblPrEx>
         <w:tc>
@@ -2220,9 +2425,19 @@
       </w:tr>
       <w:tr>
         <w:tblPrEx>
+          <w:tblBorders>
+            <w:top w:val="single" w:color="0A1628" w:sz="6" w:space="0"/>
+            <w:left w:val="single" w:color="0A1628" w:sz="6" w:space="0"/>
+            <w:bottom w:val="single" w:color="0A1628" w:sz="6" w:space="0"/>
+            <w:right w:val="single" w:color="0A1628" w:sz="6" w:space="0"/>
+            <w:insideH w:val="single" w:color="C7CEDB" w:sz="4" w:space="0"/>
+            <w:insideV w:val="single" w:color="C7CEDB" w:sz="4" w:space="0"/>
+          </w:tblBorders>
           <w:tblCellMar>
             <w:top w:w="0" w:type="dxa"/>
+            <w:left w:w="10" w:type="dxa"/>
             <w:bottom w:w="0" w:type="dxa"/>
+            <w:right w:w="10" w:type="dxa"/>
           </w:tblCellMar>
         </w:tblPrEx>
         <w:tc>
@@ -2267,9 +2482,19 @@
       </w:tr>
       <w:tr>
         <w:tblPrEx>
+          <w:tblBorders>
+            <w:top w:val="single" w:color="0A1628" w:sz="6" w:space="0"/>
+            <w:left w:val="single" w:color="0A1628" w:sz="6" w:space="0"/>
+            <w:bottom w:val="single" w:color="0A1628" w:sz="6" w:space="0"/>
+            <w:right w:val="single" w:color="0A1628" w:sz="6" w:space="0"/>
+            <w:insideH w:val="single" w:color="C7CEDB" w:sz="4" w:space="0"/>
+            <w:insideV w:val="single" w:color="C7CEDB" w:sz="4" w:space="0"/>
+          </w:tblBorders>
           <w:tblCellMar>
             <w:top w:w="0" w:type="dxa"/>
+            <w:left w:w="10" w:type="dxa"/>
             <w:bottom w:w="0" w:type="dxa"/>
+            <w:right w:w="10" w:type="dxa"/>
           </w:tblCellMar>
         </w:tblPrEx>
         <w:tc>
@@ -2327,9 +2552,19 @@
       </w:tr>
       <w:tr>
         <w:tblPrEx>
+          <w:tblBorders>
+            <w:top w:val="single" w:color="0A1628" w:sz="6" w:space="0"/>
+            <w:left w:val="single" w:color="0A1628" w:sz="6" w:space="0"/>
+            <w:bottom w:val="single" w:color="0A1628" w:sz="6" w:space="0"/>
+            <w:right w:val="single" w:color="0A1628" w:sz="6" w:space="0"/>
+            <w:insideH w:val="single" w:color="C7CEDB" w:sz="4" w:space="0"/>
+            <w:insideV w:val="single" w:color="C7CEDB" w:sz="4" w:space="0"/>
+          </w:tblBorders>
           <w:tblCellMar>
             <w:top w:w="0" w:type="dxa"/>
+            <w:left w:w="10" w:type="dxa"/>
             <w:bottom w:w="0" w:type="dxa"/>
+            <w:right w:w="10" w:type="dxa"/>
           </w:tblCellMar>
         </w:tblPrEx>
         <w:tc>
@@ -2374,9 +2609,19 @@
       </w:tr>
       <w:tr>
         <w:tblPrEx>
+          <w:tblBorders>
+            <w:top w:val="single" w:color="0A1628" w:sz="6" w:space="0"/>
+            <w:left w:val="single" w:color="0A1628" w:sz="6" w:space="0"/>
+            <w:bottom w:val="single" w:color="0A1628" w:sz="6" w:space="0"/>
+            <w:right w:val="single" w:color="0A1628" w:sz="6" w:space="0"/>
+            <w:insideH w:val="single" w:color="C7CEDB" w:sz="4" w:space="0"/>
+            <w:insideV w:val="single" w:color="C7CEDB" w:sz="4" w:space="0"/>
+          </w:tblBorders>
           <w:tblCellMar>
             <w:top w:w="0" w:type="dxa"/>
+            <w:left w:w="10" w:type="dxa"/>
             <w:bottom w:w="0" w:type="dxa"/>
+            <w:right w:w="10" w:type="dxa"/>
           </w:tblCellMar>
         </w:tblPrEx>
         <w:tc>
@@ -2421,9 +2666,19 @@
       </w:tr>
       <w:tr>
         <w:tblPrEx>
+          <w:tblBorders>
+            <w:top w:val="single" w:color="0A1628" w:sz="6" w:space="0"/>
+            <w:left w:val="single" w:color="0A1628" w:sz="6" w:space="0"/>
+            <w:bottom w:val="single" w:color="0A1628" w:sz="6" w:space="0"/>
+            <w:right w:val="single" w:color="0A1628" w:sz="6" w:space="0"/>
+            <w:insideH w:val="single" w:color="C7CEDB" w:sz="4" w:space="0"/>
+            <w:insideV w:val="single" w:color="C7CEDB" w:sz="4" w:space="0"/>
+          </w:tblBorders>
           <w:tblCellMar>
             <w:top w:w="0" w:type="dxa"/>
+            <w:left w:w="10" w:type="dxa"/>
             <w:bottom w:w="0" w:type="dxa"/>
+            <w:right w:w="10" w:type="dxa"/>
           </w:tblCellMar>
         </w:tblPrEx>
         <w:tc>
@@ -2468,9 +2723,19 @@
       </w:tr>
       <w:tr>
         <w:tblPrEx>
+          <w:tblBorders>
+            <w:top w:val="single" w:color="0A1628" w:sz="6" w:space="0"/>
+            <w:left w:val="single" w:color="0A1628" w:sz="6" w:space="0"/>
+            <w:bottom w:val="single" w:color="0A1628" w:sz="6" w:space="0"/>
+            <w:right w:val="single" w:color="0A1628" w:sz="6" w:space="0"/>
+            <w:insideH w:val="single" w:color="C7CEDB" w:sz="4" w:space="0"/>
+            <w:insideV w:val="single" w:color="C7CEDB" w:sz="4" w:space="0"/>
+          </w:tblBorders>
           <w:tblCellMar>
             <w:top w:w="0" w:type="dxa"/>
+            <w:left w:w="10" w:type="dxa"/>
             <w:bottom w:w="0" w:type="dxa"/>
+            <w:right w:w="10" w:type="dxa"/>
           </w:tblCellMar>
         </w:tblPrEx>
         <w:tc>
@@ -2528,9 +2793,19 @@
       </w:tr>
       <w:tr>
         <w:tblPrEx>
+          <w:tblBorders>
+            <w:top w:val="single" w:color="0A1628" w:sz="6" w:space="0"/>
+            <w:left w:val="single" w:color="0A1628" w:sz="6" w:space="0"/>
+            <w:bottom w:val="single" w:color="0A1628" w:sz="6" w:space="0"/>
+            <w:right w:val="single" w:color="0A1628" w:sz="6" w:space="0"/>
+            <w:insideH w:val="single" w:color="C7CEDB" w:sz="4" w:space="0"/>
+            <w:insideV w:val="single" w:color="C7CEDB" w:sz="4" w:space="0"/>
+          </w:tblBorders>
           <w:tblCellMar>
             <w:top w:w="0" w:type="dxa"/>
+            <w:left w:w="10" w:type="dxa"/>
             <w:bottom w:w="0" w:type="dxa"/>
+            <w:right w:w="10" w:type="dxa"/>
           </w:tblCellMar>
         </w:tblPrEx>
         <w:tc>
@@ -2575,9 +2850,19 @@
       </w:tr>
       <w:tr>
         <w:tblPrEx>
+          <w:tblBorders>
+            <w:top w:val="single" w:color="0A1628" w:sz="6" w:space="0"/>
+            <w:left w:val="single" w:color="0A1628" w:sz="6" w:space="0"/>
+            <w:bottom w:val="single" w:color="0A1628" w:sz="6" w:space="0"/>
+            <w:right w:val="single" w:color="0A1628" w:sz="6" w:space="0"/>
+            <w:insideH w:val="single" w:color="C7CEDB" w:sz="4" w:space="0"/>
+            <w:insideV w:val="single" w:color="C7CEDB" w:sz="4" w:space="0"/>
+          </w:tblBorders>
           <w:tblCellMar>
             <w:top w:w="0" w:type="dxa"/>
+            <w:left w:w="10" w:type="dxa"/>
             <w:bottom w:w="0" w:type="dxa"/>
+            <w:right w:w="10" w:type="dxa"/>
           </w:tblCellMar>
         </w:tblPrEx>
         <w:tc>
@@ -2622,9 +2907,19 @@
       </w:tr>
       <w:tr>
         <w:tblPrEx>
+          <w:tblBorders>
+            <w:top w:val="single" w:color="0A1628" w:sz="6" w:space="0"/>
+            <w:left w:val="single" w:color="0A1628" w:sz="6" w:space="0"/>
+            <w:bottom w:val="single" w:color="0A1628" w:sz="6" w:space="0"/>
+            <w:right w:val="single" w:color="0A1628" w:sz="6" w:space="0"/>
+            <w:insideH w:val="single" w:color="C7CEDB" w:sz="4" w:space="0"/>
+            <w:insideV w:val="single" w:color="C7CEDB" w:sz="4" w:space="0"/>
+          </w:tblBorders>
           <w:tblCellMar>
             <w:top w:w="0" w:type="dxa"/>
+            <w:left w:w="10" w:type="dxa"/>
             <w:bottom w:w="0" w:type="dxa"/>
+            <w:right w:w="10" w:type="dxa"/>
           </w:tblCellMar>
         </w:tblPrEx>
         <w:tc>
@@ -2682,9 +2977,19 @@
       </w:tr>
       <w:tr>
         <w:tblPrEx>
+          <w:tblBorders>
+            <w:top w:val="single" w:color="0A1628" w:sz="6" w:space="0"/>
+            <w:left w:val="single" w:color="0A1628" w:sz="6" w:space="0"/>
+            <w:bottom w:val="single" w:color="0A1628" w:sz="6" w:space="0"/>
+            <w:right w:val="single" w:color="0A1628" w:sz="6" w:space="0"/>
+            <w:insideH w:val="single" w:color="C7CEDB" w:sz="4" w:space="0"/>
+            <w:insideV w:val="single" w:color="C7CEDB" w:sz="4" w:space="0"/>
+          </w:tblBorders>
           <w:tblCellMar>
             <w:top w:w="0" w:type="dxa"/>
+            <w:left w:w="10" w:type="dxa"/>
             <w:bottom w:w="0" w:type="dxa"/>
+            <w:right w:w="10" w:type="dxa"/>
           </w:tblCellMar>
         </w:tblPrEx>
         <w:tc>
@@ -2729,9 +3034,19 @@
       </w:tr>
       <w:tr>
         <w:tblPrEx>
+          <w:tblBorders>
+            <w:top w:val="single" w:color="0A1628" w:sz="6" w:space="0"/>
+            <w:left w:val="single" w:color="0A1628" w:sz="6" w:space="0"/>
+            <w:bottom w:val="single" w:color="0A1628" w:sz="6" w:space="0"/>
+            <w:right w:val="single" w:color="0A1628" w:sz="6" w:space="0"/>
+            <w:insideH w:val="single" w:color="C7CEDB" w:sz="4" w:space="0"/>
+            <w:insideV w:val="single" w:color="C7CEDB" w:sz="4" w:space="0"/>
+          </w:tblBorders>
           <w:tblCellMar>
             <w:top w:w="0" w:type="dxa"/>
+            <w:left w:w="10" w:type="dxa"/>
             <w:bottom w:w="0" w:type="dxa"/>
+            <w:right w:w="10" w:type="dxa"/>
           </w:tblCellMar>
         </w:tblPrEx>
         <w:tc>
@@ -2776,9 +3091,19 @@
       </w:tr>
       <w:tr>
         <w:tblPrEx>
+          <w:tblBorders>
+            <w:top w:val="single" w:color="0A1628" w:sz="6" w:space="0"/>
+            <w:left w:val="single" w:color="0A1628" w:sz="6" w:space="0"/>
+            <w:bottom w:val="single" w:color="0A1628" w:sz="6" w:space="0"/>
+            <w:right w:val="single" w:color="0A1628" w:sz="6" w:space="0"/>
+            <w:insideH w:val="single" w:color="C7CEDB" w:sz="4" w:space="0"/>
+            <w:insideV w:val="single" w:color="C7CEDB" w:sz="4" w:space="0"/>
+          </w:tblBorders>
           <w:tblCellMar>
             <w:top w:w="0" w:type="dxa"/>
+            <w:left w:w="10" w:type="dxa"/>
             <w:bottom w:w="0" w:type="dxa"/>
+            <w:right w:w="10" w:type="dxa"/>
           </w:tblCellMar>
         </w:tblPrEx>
         <w:tc>
@@ -2823,17 +3148,7 @@
                 <w:sz w:val="20"/>
                 <w:szCs w:val="20"/>
               </w:rPr>
-              <w:t xml:space="preserve">. </w:t>
-            </w:r>
-            <w:r>
-              <w:rPr>
-                <w:b/>
-                <w:bCs/>
-                <w:color w:val="0A1628"/>
-                <w:sz w:val="20"/>
-                <w:szCs w:val="20"/>
-              </w:rPr>
-              <w:t>Kết</w:t>
+              <w:t>. Kết</w:t>
             </w:r>
             <w:r>
               <w:rPr>
@@ -2876,9 +3191,19 @@
       </w:tr>
       <w:tr>
         <w:tblPrEx>
+          <w:tblBorders>
+            <w:top w:val="single" w:color="0A1628" w:sz="6" w:space="0"/>
+            <w:left w:val="single" w:color="0A1628" w:sz="6" w:space="0"/>
+            <w:bottom w:val="single" w:color="0A1628" w:sz="6" w:space="0"/>
+            <w:right w:val="single" w:color="0A1628" w:sz="6" w:space="0"/>
+            <w:insideH w:val="single" w:color="C7CEDB" w:sz="4" w:space="0"/>
+            <w:insideV w:val="single" w:color="C7CEDB" w:sz="4" w:space="0"/>
+          </w:tblBorders>
           <w:tblCellMar>
             <w:top w:w="0" w:type="dxa"/>
+            <w:left w:w="10" w:type="dxa"/>
             <w:bottom w:w="0" w:type="dxa"/>
+            <w:right w:w="10" w:type="dxa"/>
           </w:tblCellMar>
         </w:tblPrEx>
         <w:tc>
@@ -2935,106 +3260,20 @@
     <w:sectPr>
       <w:pgSz w:w="12240" w:h="15840"/>
       <w:pgMar w:top="1080" w:right="1180" w:bottom="1080" w:left="1180" w:header="708" w:footer="708" w:gutter="0"/>
-      <w:cols w:space="720"/>
-      <w:docGrid w:linePitch="360"/>
+      <w:cols w:space="720" w:num="1"/>
+      <w:docGrid w:linePitch="360" w:charSpace="0"/>
     </w:sectPr>
   </w:body>
 </w:document>
 </file>
 
 <file path=word/numbering.xml><?xml version="1.0" encoding="utf-8"?>
-<w:numbering xmlns:wpc="http://schemas.microsoft.com/office/word/2010/wordprocessingCanvas" xmlns:cx="http://schemas.microsoft.com/office/drawing/2014/chartex" xmlns:cx1="http://schemas.microsoft.com/office/drawing/2015/9/8/chartex" xmlns:cx2="http://schemas.microsoft.com/office/drawing/2015/10/21/chartex" xmlns:cx3="http://schemas.microsoft.com/office/drawing/2016/5/9/chartex" xmlns:cx4="http://schemas.microsoft.com/office/drawing/2016/5/10/chartex" xmlns:cx5="http://schemas.microsoft.com/office/drawing/2016/5/11/chartex" xmlns:cx6="http://schemas.microsoft.com/office/drawing/2016/5/12/chartex" xmlns:cx7="http://schemas.microsoft.com/office/drawing/2016/5/13/chartex" xmlns:cx8="http://schemas.microsoft.com/office/drawing/2016/5/14/chartex" xmlns:mc="http://schemas.openxmlformats.org/markup-compatibility/2006" xmlns:m="http://schemas.openxmlformats.org/officeDocument/2006/math" xmlns:aink="http://schemas.microsoft.com/office/drawing/2016/ink" xmlns:am3d="http://schemas.microsoft.com/office/drawing/2017/model3d" xmlns:oel="http://schemas.microsoft.com/office/2019/extlst" xmlns:r="http://schemas.openxmlformats.org/officeDocument/2006/relationships" xmlns:wp14="http://schemas.microsoft.com/office/word/2010/wordprocessingDrawing" xmlns:wp="http://schemas.openxmlformats.org/drawingml/2006/wordprocessingDrawing" xmlns:wpg="http://schemas.microsoft.com/office/word/2010/wordprocessingGroup" xmlns:wpi="http://schemas.microsoft.com/office/word/2010/wordprocessingInk" xmlns:wps="http://schemas.microsoft.com/office/word/2010/wordprocessingShape" xmlns:o="urn:schemas-microsoft-com:office:office" xmlns:v="urn:schemas-microsoft-com:vml" xmlns:w10="urn:schemas-microsoft-com:office:word" xmlns:w="http://schemas.openxmlformats.org/wordprocessingml/2006/main" xmlns:w14="http://schemas.microsoft.com/office/word/2010/wordml" xmlns:w15="http://schemas.microsoft.com/office/word/2012/wordml" xmlns:w16cex="http://schemas.microsoft.com/office/word/2018/wordml/cex" xmlns:w16cid="http://schemas.microsoft.com/office/word/2016/wordml/cid" xmlns:w16="http://schemas.microsoft.com/office/word/2018/wordml" xmlns:w16sdtdh="http://schemas.microsoft.com/office/word/2020/wordml/sdtdatahash" xmlns:w16sdtfl="http://schemas.microsoft.com/office/word/2024/wordml/sdtformatlock" xmlns:w16se="http://schemas.microsoft.com/office/word/2015/wordml/symex" xmlns:w16du="http://schemas.microsoft.com/office/word/2023/wordml/word16du" xmlns:wne="http://schemas.microsoft.com/office/word/2006/wordml" mc:Ignorable="w14 w15 w16se w16cid w16 w16cex w16sdtdh w16sdtfl w16du wp14">
-  <w:abstractNum w:abstractNumId="0" w15:restartNumberingAfterBreak="0">
-    <w:nsid w:val="22A300CB"/>
-    <w:multiLevelType w:val="hybridMultilevel"/>
-    <w:tmpl w:val="B9908120"/>
-    <w:lvl w:ilvl="0" w:tplc="2280E5F4">
-      <w:start w:val="1"/>
-      <w:numFmt w:val="bullet"/>
-      <w:lvlText w:val="●"/>
-      <w:lvlJc w:val="left"/>
-      <w:pPr>
-        <w:ind w:left="720" w:hanging="360"/>
-      </w:pPr>
-    </w:lvl>
-    <w:lvl w:ilvl="1" w:tplc="420414A0">
-      <w:start w:val="1"/>
-      <w:numFmt w:val="bullet"/>
-      <w:lvlText w:val="○"/>
-      <w:lvlJc w:val="left"/>
-      <w:pPr>
-        <w:ind w:left="1440" w:hanging="360"/>
-      </w:pPr>
-    </w:lvl>
-    <w:lvl w:ilvl="2" w:tplc="B84264A4">
-      <w:start w:val="1"/>
-      <w:numFmt w:val="bullet"/>
-      <w:lvlText w:val="■"/>
-      <w:lvlJc w:val="left"/>
-      <w:pPr>
-        <w:ind w:left="2160" w:hanging="360"/>
-      </w:pPr>
-    </w:lvl>
-    <w:lvl w:ilvl="3" w:tplc="793C66E0">
-      <w:start w:val="1"/>
-      <w:numFmt w:val="bullet"/>
-      <w:lvlText w:val="●"/>
-      <w:lvlJc w:val="left"/>
-      <w:pPr>
-        <w:ind w:left="2880" w:hanging="360"/>
-      </w:pPr>
-    </w:lvl>
-    <w:lvl w:ilvl="4" w:tplc="2E0CCF70">
-      <w:start w:val="1"/>
-      <w:numFmt w:val="bullet"/>
-      <w:lvlText w:val="○"/>
-      <w:lvlJc w:val="left"/>
-      <w:pPr>
-        <w:ind w:left="3600" w:hanging="360"/>
-      </w:pPr>
-    </w:lvl>
-    <w:lvl w:ilvl="5" w:tplc="87183CE8">
-      <w:start w:val="1"/>
-      <w:numFmt w:val="bullet"/>
-      <w:lvlText w:val="■"/>
-      <w:lvlJc w:val="left"/>
-      <w:pPr>
-        <w:ind w:left="4320" w:hanging="360"/>
-      </w:pPr>
-    </w:lvl>
-    <w:lvl w:ilvl="6" w:tplc="F5A2DDF0">
-      <w:start w:val="1"/>
-      <w:numFmt w:val="bullet"/>
-      <w:lvlText w:val="●"/>
-      <w:lvlJc w:val="left"/>
-      <w:pPr>
-        <w:ind w:left="5040" w:hanging="360"/>
-      </w:pPr>
-    </w:lvl>
-    <w:lvl w:ilvl="7" w:tplc="FD38E348">
-      <w:start w:val="1"/>
-      <w:numFmt w:val="bullet"/>
-      <w:lvlText w:val="●"/>
-      <w:lvlJc w:val="left"/>
-      <w:pPr>
-        <w:ind w:left="5760" w:hanging="360"/>
-      </w:pPr>
-    </w:lvl>
-    <w:lvl w:ilvl="8" w:tplc="ED8E036C">
-      <w:start w:val="1"/>
-      <w:numFmt w:val="bullet"/>
-      <w:lvlText w:val="●"/>
-      <w:lvlJc w:val="left"/>
-      <w:pPr>
-        <w:ind w:left="6480" w:hanging="360"/>
-      </w:pPr>
-    </w:lvl>
-  </w:abstractNum>
-  <w:abstractNum w:abstractNumId="1" w15:restartNumberingAfterBreak="0">
+<w:numbering xmlns:wpc="http://schemas.microsoft.com/office/word/2010/wordprocessingCanvas" xmlns:mc="http://schemas.openxmlformats.org/markup-compatibility/2006" xmlns:o="urn:schemas-microsoft-com:office:office" xmlns:r="http://schemas.openxmlformats.org/officeDocument/2006/relationships" xmlns:m="http://schemas.openxmlformats.org/officeDocument/2006/math" xmlns:v="urn:schemas-microsoft-com:vml" xmlns:wp14="http://schemas.microsoft.com/office/word/2010/wordprocessingDrawing" xmlns:wp="http://schemas.openxmlformats.org/drawingml/2006/wordprocessingDrawing" xmlns:w10="urn:schemas-microsoft-com:office:word" xmlns:w="http://schemas.openxmlformats.org/wordprocessingml/2006/main" xmlns:w14="http://schemas.microsoft.com/office/word/2010/wordml" xmlns:wpg="http://schemas.microsoft.com/office/word/2010/wordprocessingGroup" xmlns:wpi="http://schemas.microsoft.com/office/word/2010/wordprocessingInk" xmlns:wne="http://schemas.microsoft.com/office/word/2006/wordml" xmlns:wps="http://schemas.microsoft.com/office/word/2010/wordprocessingShape" xmlns:wpsCustomData="http://www.wps.cn/officeDocument/2013/wpsCustomData" mc:Ignorable="w14 wp14">
+  <w:abstractNum w:abstractNumId="0">
     <w:nsid w:val="7C813DD0"/>
-    <w:multiLevelType w:val="hybridMultilevel"/>
-    <w:tmpl w:val="2F8C6B7E"/>
-    <w:lvl w:ilvl="0" w:tplc="1E700FDE">
+    <w:multiLevelType w:val="multilevel"/>
+    <w:tmpl w:val="7C813DD0"/>
+    <w:lvl w:ilvl="0" w:tentative="0">
       <w:start w:val="1"/>
       <w:numFmt w:val="bullet"/>
       <w:lvlText w:val="•"/>
@@ -3046,55 +3285,57 @@
         <w:color w:val="F59E0B"/>
       </w:rPr>
     </w:lvl>
-    <w:lvl w:ilvl="1" w:tplc="23B89D86">
+    <w:lvl w:ilvl="1" w:tentative="0">
+      <w:start w:val="0"/>
       <w:numFmt w:val="decimal"/>
       <w:lvlText w:val=""/>
       <w:lvlJc w:val="left"/>
     </w:lvl>
-    <w:lvl w:ilvl="2" w:tplc="A22AB03A">
+    <w:lvl w:ilvl="2" w:tentative="0">
+      <w:start w:val="0"/>
       <w:numFmt w:val="decimal"/>
       <w:lvlText w:val=""/>
       <w:lvlJc w:val="left"/>
     </w:lvl>
-    <w:lvl w:ilvl="3" w:tplc="13FCFE00">
+    <w:lvl w:ilvl="3" w:tentative="0">
+      <w:start w:val="0"/>
       <w:numFmt w:val="decimal"/>
       <w:lvlText w:val=""/>
       <w:lvlJc w:val="left"/>
     </w:lvl>
-    <w:lvl w:ilvl="4" w:tplc="F362B230">
+    <w:lvl w:ilvl="4" w:tentative="0">
+      <w:start w:val="0"/>
       <w:numFmt w:val="decimal"/>
       <w:lvlText w:val=""/>
       <w:lvlJc w:val="left"/>
     </w:lvl>
-    <w:lvl w:ilvl="5" w:tplc="8D56C348">
+    <w:lvl w:ilvl="5" w:tentative="0">
+      <w:start w:val="0"/>
       <w:numFmt w:val="decimal"/>
       <w:lvlText w:val=""/>
       <w:lvlJc w:val="left"/>
     </w:lvl>
-    <w:lvl w:ilvl="6" w:tplc="46861868">
+    <w:lvl w:ilvl="6" w:tentative="0">
+      <w:start w:val="0"/>
       <w:numFmt w:val="decimal"/>
       <w:lvlText w:val=""/>
       <w:lvlJc w:val="left"/>
     </w:lvl>
-    <w:lvl w:ilvl="7" w:tplc="D738232E">
+    <w:lvl w:ilvl="7" w:tentative="0">
+      <w:start w:val="0"/>
       <w:numFmt w:val="decimal"/>
       <w:lvlText w:val=""/>
       <w:lvlJc w:val="left"/>
     </w:lvl>
-    <w:lvl w:ilvl="8" w:tplc="1ADE0106">
+    <w:lvl w:ilvl="8" w:tentative="0">
+      <w:start w:val="0"/>
       <w:numFmt w:val="decimal"/>
       <w:lvlText w:val=""/>
       <w:lvlJc w:val="left"/>
     </w:lvl>
   </w:abstractNum>
-  <w:num w:numId="1" w16cid:durableId="626594264">
+  <w:num w:numId="1">
     <w:abstractNumId w:val="0"/>
-    <w:lvlOverride w:ilvl="0">
-      <w:startOverride w:val="1"/>
-    </w:lvlOverride>
-  </w:num>
-  <w:num w:numId="2" w16cid:durableId="262884454">
-    <w:abstractNumId w:val="1"/>
     <w:lvlOverride w:ilvl="0">
       <w:startOverride w:val="1"/>
     </w:lvlOverride>
@@ -3103,498 +3344,393 @@
 </file>
 
 <file path=word/styles.xml><?xml version="1.0" encoding="utf-8"?>
-<w:styles xmlns:mc="http://schemas.openxmlformats.org/markup-compatibility/2006" xmlns:r="http://schemas.openxmlformats.org/officeDocument/2006/relationships" xmlns:w="http://schemas.openxmlformats.org/wordprocessingml/2006/main" xmlns:w14="http://schemas.microsoft.com/office/word/2010/wordml" xmlns:w15="http://schemas.microsoft.com/office/word/2012/wordml" xmlns:w16cex="http://schemas.microsoft.com/office/word/2018/wordml/cex" xmlns:w16cid="http://schemas.microsoft.com/office/word/2016/wordml/cid" xmlns:w16="http://schemas.microsoft.com/office/word/2018/wordml" xmlns:w16sdtdh="http://schemas.microsoft.com/office/word/2020/wordml/sdtdatahash" xmlns:w16sdtfl="http://schemas.microsoft.com/office/word/2024/wordml/sdtformatlock" xmlns:w16se="http://schemas.microsoft.com/office/word/2015/wordml/symex" xmlns:w16du="http://schemas.microsoft.com/office/word/2023/wordml/word16du" mc:Ignorable="w14 w15 w16se w16cid w16 w16cex w16sdtdh w16sdtfl w16du">
+<w:styles xmlns:mc="http://schemas.openxmlformats.org/markup-compatibility/2006" xmlns:o="urn:schemas-microsoft-com:office:office" xmlns:r="http://schemas.openxmlformats.org/officeDocument/2006/relationships" xmlns:m="http://schemas.openxmlformats.org/officeDocument/2006/math" xmlns:v="urn:schemas-microsoft-com:vml" xmlns:w="http://schemas.openxmlformats.org/wordprocessingml/2006/main" xmlns:w14="http://schemas.microsoft.com/office/word/2010/wordml" xmlns:w10="urn:schemas-microsoft-com:office:word" xmlns:sl="http://schemas.openxmlformats.org/schemaLibrary/2006/main" xmlns:wpsCustomData="http://www.wps.cn/officeDocument/2013/wpsCustomData" mc:Ignorable="w14">
   <w:docDefaults>
     <w:rPrDefault>
       <w:rPr>
-        <w:rFonts w:ascii="Calibri" w:eastAsia="Calibri" w:hAnsi="Calibri" w:cs="Calibri"/>
-        <w:color w:val="1A2640"/>
-        <w:sz w:val="21"/>
-        <w:szCs w:val="21"/>
-        <w:lang w:val="en-VN" w:eastAsia="en-US" w:bidi="ar-SA"/>
+        <w:rFonts w:ascii="Calibri" w:hAnsi="Calibri" w:eastAsia="Calibri" w:cs="Calibri"/>
       </w:rPr>
     </w:rPrDefault>
     <w:pPrDefault/>
   </w:docDefaults>
-  <w:latentStyles w:defLockedState="0" w:defUIPriority="99" w:defSemiHidden="0" w:defUnhideWhenUsed="0" w:defQFormat="0" w:count="376">
-    <w:lsdException w:name="Normal" w:uiPriority="0" w:qFormat="1"/>
-    <w:lsdException w:name="heading 1" w:uiPriority="9" w:qFormat="1"/>
-    <w:lsdException w:name="heading 2" w:semiHidden="1" w:uiPriority="9" w:unhideWhenUsed="1" w:qFormat="1"/>
-    <w:lsdException w:name="heading 3" w:semiHidden="1" w:uiPriority="9" w:unhideWhenUsed="1" w:qFormat="1"/>
-    <w:lsdException w:name="heading 4" w:semiHidden="1" w:uiPriority="9" w:unhideWhenUsed="1" w:qFormat="1"/>
-    <w:lsdException w:name="heading 5" w:semiHidden="1" w:uiPriority="9" w:unhideWhenUsed="1" w:qFormat="1"/>
-    <w:lsdException w:name="heading 6" w:semiHidden="1" w:uiPriority="9" w:unhideWhenUsed="1" w:qFormat="1"/>
-    <w:lsdException w:name="heading 7" w:semiHidden="1" w:uiPriority="9" w:unhideWhenUsed="1" w:qFormat="1"/>
-    <w:lsdException w:name="heading 8" w:semiHidden="1" w:uiPriority="9" w:unhideWhenUsed="1" w:qFormat="1"/>
-    <w:lsdException w:name="heading 9" w:semiHidden="1" w:uiPriority="9" w:unhideWhenUsed="1" w:qFormat="1"/>
-    <w:lsdException w:name="index 1" w:semiHidden="1" w:unhideWhenUsed="1"/>
-    <w:lsdException w:name="index 2" w:semiHidden="1" w:unhideWhenUsed="1"/>
-    <w:lsdException w:name="index 3" w:semiHidden="1" w:unhideWhenUsed="1"/>
-    <w:lsdException w:name="index 4" w:semiHidden="1" w:unhideWhenUsed="1"/>
-    <w:lsdException w:name="index 5" w:semiHidden="1" w:unhideWhenUsed="1"/>
-    <w:lsdException w:name="index 6" w:semiHidden="1" w:unhideWhenUsed="1"/>
-    <w:lsdException w:name="index 7" w:semiHidden="1" w:unhideWhenUsed="1"/>
-    <w:lsdException w:name="index 8" w:semiHidden="1" w:unhideWhenUsed="1"/>
-    <w:lsdException w:name="index 9" w:semiHidden="1" w:unhideWhenUsed="1"/>
-    <w:lsdException w:name="toc 1" w:semiHidden="1" w:uiPriority="39" w:unhideWhenUsed="1"/>
-    <w:lsdException w:name="toc 2" w:semiHidden="1" w:uiPriority="39" w:unhideWhenUsed="1"/>
-    <w:lsdException w:name="toc 3" w:semiHidden="1" w:uiPriority="39" w:unhideWhenUsed="1"/>
-    <w:lsdException w:name="toc 4" w:semiHidden="1" w:uiPriority="39" w:unhideWhenUsed="1"/>
-    <w:lsdException w:name="toc 5" w:semiHidden="1" w:uiPriority="39" w:unhideWhenUsed="1"/>
-    <w:lsdException w:name="toc 6" w:semiHidden="1" w:uiPriority="39" w:unhideWhenUsed="1"/>
-    <w:lsdException w:name="toc 7" w:semiHidden="1" w:uiPriority="39" w:unhideWhenUsed="1"/>
-    <w:lsdException w:name="toc 8" w:semiHidden="1" w:uiPriority="39" w:unhideWhenUsed="1"/>
-    <w:lsdException w:name="toc 9" w:semiHidden="1" w:uiPriority="39" w:unhideWhenUsed="1"/>
-    <w:lsdException w:name="Normal Indent" w:semiHidden="1" w:unhideWhenUsed="1"/>
-    <w:lsdException w:name="footnote text" w:semiHidden="1" w:unhideWhenUsed="1"/>
-    <w:lsdException w:name="annotation text" w:semiHidden="1" w:unhideWhenUsed="1"/>
-    <w:lsdException w:name="header" w:semiHidden="1" w:unhideWhenUsed="1"/>
-    <w:lsdException w:name="footer" w:semiHidden="1" w:unhideWhenUsed="1"/>
-    <w:lsdException w:name="index heading" w:semiHidden="1" w:unhideWhenUsed="1"/>
-    <w:lsdException w:name="caption" w:semiHidden="1" w:uiPriority="35" w:unhideWhenUsed="1" w:qFormat="1"/>
-    <w:lsdException w:name="table of figures" w:semiHidden="1" w:unhideWhenUsed="1"/>
-    <w:lsdException w:name="envelope address" w:semiHidden="1" w:unhideWhenUsed="1"/>
-    <w:lsdException w:name="envelope return" w:semiHidden="1" w:unhideWhenUsed="1"/>
-    <w:lsdException w:name="footnote reference" w:semiHidden="1" w:unhideWhenUsed="1"/>
-    <w:lsdException w:name="annotation reference" w:semiHidden="1" w:unhideWhenUsed="1"/>
-    <w:lsdException w:name="line number" w:semiHidden="1" w:unhideWhenUsed="1"/>
-    <w:lsdException w:name="page number" w:semiHidden="1" w:unhideWhenUsed="1"/>
-    <w:lsdException w:name="endnote reference" w:semiHidden="1" w:unhideWhenUsed="1"/>
-    <w:lsdException w:name="endnote text" w:semiHidden="1" w:unhideWhenUsed="1"/>
-    <w:lsdException w:name="table of authorities" w:semiHidden="1" w:unhideWhenUsed="1"/>
-    <w:lsdException w:name="macro" w:semiHidden="1" w:unhideWhenUsed="1"/>
-    <w:lsdException w:name="toa heading" w:semiHidden="1" w:unhideWhenUsed="1"/>
-    <w:lsdException w:name="List" w:semiHidden="1" w:unhideWhenUsed="1"/>
-    <w:lsdException w:name="List Bullet" w:semiHidden="1" w:unhideWhenUsed="1"/>
-    <w:lsdException w:name="List Number" w:semiHidden="1" w:unhideWhenUsed="1"/>
-    <w:lsdException w:name="List 2" w:semiHidden="1" w:unhideWhenUsed="1"/>
-    <w:lsdException w:name="List 3" w:semiHidden="1" w:unhideWhenUsed="1"/>
-    <w:lsdException w:name="List 4" w:semiHidden="1" w:unhideWhenUsed="1"/>
-    <w:lsdException w:name="List 5" w:semiHidden="1" w:unhideWhenUsed="1"/>
-    <w:lsdException w:name="List Bullet 2" w:semiHidden="1" w:unhideWhenUsed="1"/>
-    <w:lsdException w:name="List Bullet 3" w:semiHidden="1" w:unhideWhenUsed="1"/>
-    <w:lsdException w:name="List Bullet 4" w:semiHidden="1" w:unhideWhenUsed="1"/>
-    <w:lsdException w:name="List Bullet 5" w:semiHidden="1" w:unhideWhenUsed="1"/>
-    <w:lsdException w:name="List Number 2" w:semiHidden="1" w:unhideWhenUsed="1"/>
-    <w:lsdException w:name="List Number 3" w:semiHidden="1" w:unhideWhenUsed="1"/>
-    <w:lsdException w:name="List Number 4" w:semiHidden="1" w:unhideWhenUsed="1"/>
-    <w:lsdException w:name="List Number 5" w:semiHidden="1" w:unhideWhenUsed="1"/>
-    <w:lsdException w:name="Title" w:uiPriority="10" w:qFormat="1"/>
-    <w:lsdException w:name="Closing" w:semiHidden="1" w:unhideWhenUsed="1"/>
-    <w:lsdException w:name="Signature" w:semiHidden="1" w:unhideWhenUsed="1"/>
-    <w:lsdException w:name="Default Paragraph Font" w:semiHidden="1" w:uiPriority="1" w:unhideWhenUsed="1"/>
-    <w:lsdException w:name="Body Text" w:semiHidden="1" w:unhideWhenUsed="1"/>
-    <w:lsdException w:name="Body Text Indent" w:semiHidden="1" w:unhideWhenUsed="1"/>
-    <w:lsdException w:name="List Continue" w:semiHidden="1" w:unhideWhenUsed="1"/>
-    <w:lsdException w:name="List Continue 2" w:semiHidden="1" w:unhideWhenUsed="1"/>
-    <w:lsdException w:name="List Continue 3" w:semiHidden="1" w:unhideWhenUsed="1"/>
-    <w:lsdException w:name="List Continue 4" w:semiHidden="1" w:unhideWhenUsed="1"/>
-    <w:lsdException w:name="List Continue 5" w:semiHidden="1" w:unhideWhenUsed="1"/>
-    <w:lsdException w:name="Message Header" w:semiHidden="1" w:unhideWhenUsed="1"/>
-    <w:lsdException w:name="Subtitle" w:uiPriority="11" w:qFormat="1"/>
-    <w:lsdException w:name="Salutation" w:semiHidden="1" w:unhideWhenUsed="1"/>
-    <w:lsdException w:name="Date" w:semiHidden="1" w:unhideWhenUsed="1"/>
-    <w:lsdException w:name="Body Text First Indent" w:semiHidden="1" w:unhideWhenUsed="1"/>
-    <w:lsdException w:name="Body Text First Indent 2" w:semiHidden="1" w:unhideWhenUsed="1"/>
-    <w:lsdException w:name="Note Heading" w:semiHidden="1" w:unhideWhenUsed="1"/>
-    <w:lsdException w:name="Body Text 2" w:semiHidden="1" w:unhideWhenUsed="1"/>
-    <w:lsdException w:name="Body Text 3" w:semiHidden="1" w:unhideWhenUsed="1"/>
-    <w:lsdException w:name="Body Text Indent 2" w:semiHidden="1" w:unhideWhenUsed="1"/>
-    <w:lsdException w:name="Body Text Indent 3" w:semiHidden="1" w:unhideWhenUsed="1"/>
-    <w:lsdException w:name="Block Text" w:semiHidden="1" w:unhideWhenUsed="1"/>
-    <w:lsdException w:name="Hyperlink" w:semiHidden="1" w:unhideWhenUsed="1"/>
-    <w:lsdException w:name="FollowedHyperlink" w:semiHidden="1" w:unhideWhenUsed="1"/>
-    <w:lsdException w:name="Strong" w:uiPriority="22" w:qFormat="1"/>
-    <w:lsdException w:name="Emphasis" w:uiPriority="20" w:qFormat="1"/>
-    <w:lsdException w:name="Document Map" w:semiHidden="1" w:unhideWhenUsed="1"/>
-    <w:lsdException w:name="Plain Text" w:semiHidden="1" w:unhideWhenUsed="1"/>
-    <w:lsdException w:name="E-mail Signature" w:semiHidden="1" w:unhideWhenUsed="1"/>
-    <w:lsdException w:name="HTML Top of Form" w:semiHidden="1" w:unhideWhenUsed="1"/>
-    <w:lsdException w:name="HTML Bottom of Form" w:semiHidden="1" w:unhideWhenUsed="1"/>
-    <w:lsdException w:name="Normal (Web)" w:semiHidden="1" w:unhideWhenUsed="1"/>
-    <w:lsdException w:name="HTML Acronym" w:semiHidden="1" w:unhideWhenUsed="1"/>
-    <w:lsdException w:name="HTML Address" w:semiHidden="1" w:unhideWhenUsed="1"/>
-    <w:lsdException w:name="HTML Cite" w:semiHidden="1" w:unhideWhenUsed="1"/>
-    <w:lsdException w:name="HTML Code" w:semiHidden="1" w:unhideWhenUsed="1"/>
-    <w:lsdException w:name="HTML Definition" w:semiHidden="1" w:unhideWhenUsed="1"/>
-    <w:lsdException w:name="HTML Keyboard" w:semiHidden="1" w:unhideWhenUsed="1"/>
-    <w:lsdException w:name="HTML Preformatted" w:semiHidden="1" w:unhideWhenUsed="1"/>
-    <w:lsdException w:name="HTML Sample" w:semiHidden="1" w:unhideWhenUsed="1"/>
-    <w:lsdException w:name="HTML Typewriter" w:semiHidden="1" w:unhideWhenUsed="1"/>
-    <w:lsdException w:name="HTML Variable" w:semiHidden="1" w:unhideWhenUsed="1"/>
-    <w:lsdException w:name="Normal Table" w:semiHidden="1" w:unhideWhenUsed="1"/>
-    <w:lsdException w:name="annotation subject" w:semiHidden="1" w:unhideWhenUsed="1"/>
-    <w:lsdException w:name="No List" w:semiHidden="1" w:unhideWhenUsed="1"/>
-    <w:lsdException w:name="Outline List 1" w:semiHidden="1" w:unhideWhenUsed="1"/>
-    <w:lsdException w:name="Outline List 2" w:semiHidden="1" w:unhideWhenUsed="1"/>
-    <w:lsdException w:name="Outline List 3" w:semiHidden="1" w:unhideWhenUsed="1"/>
-    <w:lsdException w:name="Table Simple 1" w:semiHidden="1" w:unhideWhenUsed="1"/>
-    <w:lsdException w:name="Table Simple 2" w:semiHidden="1" w:unhideWhenUsed="1"/>
-    <w:lsdException w:name="Table Simple 3" w:semiHidden="1" w:unhideWhenUsed="1"/>
-    <w:lsdException w:name="Table Classic 1" w:semiHidden="1" w:unhideWhenUsed="1"/>
-    <w:lsdException w:name="Table Classic 2" w:semiHidden="1" w:unhideWhenUsed="1"/>
-    <w:lsdException w:name="Table Classic 3" w:semiHidden="1" w:unhideWhenUsed="1"/>
-    <w:lsdException w:name="Table Classic 4" w:semiHidden="1" w:unhideWhenUsed="1"/>
-    <w:lsdException w:name="Table Colorful 1" w:semiHidden="1" w:unhideWhenUsed="1"/>
-    <w:lsdException w:name="Table Colorful 2" w:semiHidden="1" w:unhideWhenUsed="1"/>
-    <w:lsdException w:name="Table Colorful 3" w:semiHidden="1" w:unhideWhenUsed="1"/>
-    <w:lsdException w:name="Table Columns 1" w:semiHidden="1" w:unhideWhenUsed="1"/>
-    <w:lsdException w:name="Table Columns 2" w:semiHidden="1" w:unhideWhenUsed="1"/>
-    <w:lsdException w:name="Table Columns 3" w:semiHidden="1" w:unhideWhenUsed="1"/>
-    <w:lsdException w:name="Table Columns 4" w:semiHidden="1" w:unhideWhenUsed="1"/>
-    <w:lsdException w:name="Table Columns 5" w:semiHidden="1" w:unhideWhenUsed="1"/>
-    <w:lsdException w:name="Table Grid 1" w:semiHidden="1" w:unhideWhenUsed="1"/>
-    <w:lsdException w:name="Table Grid 2" w:semiHidden="1" w:unhideWhenUsed="1"/>
-    <w:lsdException w:name="Table Grid 3" w:semiHidden="1" w:unhideWhenUsed="1"/>
-    <w:lsdException w:name="Table Grid 4" w:semiHidden="1" w:unhideWhenUsed="1"/>
-    <w:lsdException w:name="Table Grid 5" w:semiHidden="1" w:unhideWhenUsed="1"/>
-    <w:lsdException w:name="Table Grid 6" w:semiHidden="1" w:unhideWhenUsed="1"/>
-    <w:lsdException w:name="Table Grid 7" w:semiHidden="1" w:unhideWhenUsed="1"/>
-    <w:lsdException w:name="Table Grid 8" w:semiHidden="1" w:unhideWhenUsed="1"/>
-    <w:lsdException w:name="Table List 1" w:semiHidden="1" w:unhideWhenUsed="1"/>
-    <w:lsdException w:name="Table List 2" w:semiHidden="1" w:unhideWhenUsed="1"/>
-    <w:lsdException w:name="Table List 3" w:semiHidden="1" w:unhideWhenUsed="1"/>
-    <w:lsdException w:name="Table List 4" w:semiHidden="1" w:unhideWhenUsed="1"/>
-    <w:lsdException w:name="Table List 5" w:semiHidden="1" w:unhideWhenUsed="1"/>
-    <w:lsdException w:name="Table List 6" w:semiHidden="1" w:unhideWhenUsed="1"/>
-    <w:lsdException w:name="Table List 7" w:semiHidden="1" w:unhideWhenUsed="1"/>
-    <w:lsdException w:name="Table List 8" w:semiHidden="1" w:unhideWhenUsed="1"/>
-    <w:lsdException w:name="Table 3D effects 1" w:semiHidden="1" w:unhideWhenUsed="1"/>
-    <w:lsdException w:name="Table 3D effects 2" w:semiHidden="1" w:unhideWhenUsed="1"/>
-    <w:lsdException w:name="Table 3D effects 3" w:semiHidden="1" w:unhideWhenUsed="1"/>
-    <w:lsdException w:name="Table Contemporary" w:semiHidden="1" w:unhideWhenUsed="1"/>
-    <w:lsdException w:name="Table Elegant" w:semiHidden="1" w:unhideWhenUsed="1"/>
-    <w:lsdException w:name="Table Professional" w:semiHidden="1" w:unhideWhenUsed="1"/>
-    <w:lsdException w:name="Table Subtle 1" w:semiHidden="1" w:unhideWhenUsed="1"/>
-    <w:lsdException w:name="Table Subtle 2" w:semiHidden="1" w:unhideWhenUsed="1"/>
-    <w:lsdException w:name="Table Web 1" w:semiHidden="1" w:unhideWhenUsed="1"/>
-    <w:lsdException w:name="Table Web 2" w:semiHidden="1" w:unhideWhenUsed="1"/>
-    <w:lsdException w:name="Table Web 3" w:semiHidden="1" w:unhideWhenUsed="1"/>
-    <w:lsdException w:name="Balloon Text" w:semiHidden="1" w:unhideWhenUsed="1"/>
-    <w:lsdException w:name="Table Grid" w:uiPriority="39"/>
-    <w:lsdException w:name="Table Theme" w:semiHidden="1" w:unhideWhenUsed="1"/>
-    <w:lsdException w:name="Placeholder Text" w:semiHidden="1"/>
-    <w:lsdException w:name="No Spacing" w:uiPriority="1" w:qFormat="1"/>
-    <w:lsdException w:name="Light Shading" w:uiPriority="60"/>
-    <w:lsdException w:name="Light List" w:uiPriority="61"/>
-    <w:lsdException w:name="Light Grid" w:uiPriority="62"/>
-    <w:lsdException w:name="Medium Shading 1" w:uiPriority="63"/>
-    <w:lsdException w:name="Medium Shading 2" w:uiPriority="64"/>
-    <w:lsdException w:name="Medium List 1" w:uiPriority="65"/>
-    <w:lsdException w:name="Medium List 2" w:uiPriority="66"/>
-    <w:lsdException w:name="Medium Grid 1" w:uiPriority="67"/>
-    <w:lsdException w:name="Medium Grid 2" w:uiPriority="68"/>
-    <w:lsdException w:name="Medium Grid 3" w:uiPriority="69"/>
-    <w:lsdException w:name="Dark List" w:uiPriority="70"/>
-    <w:lsdException w:name="Colorful Shading" w:uiPriority="71"/>
-    <w:lsdException w:name="Colorful List" w:uiPriority="72"/>
-    <w:lsdException w:name="Colorful Grid" w:uiPriority="73"/>
-    <w:lsdException w:name="Light Shading Accent 1" w:uiPriority="60"/>
-    <w:lsdException w:name="Light List Accent 1" w:uiPriority="61"/>
-    <w:lsdException w:name="Light Grid Accent 1" w:uiPriority="62"/>
-    <w:lsdException w:name="Medium Shading 1 Accent 1" w:uiPriority="63"/>
-    <w:lsdException w:name="Medium Shading 2 Accent 1" w:uiPriority="64"/>
-    <w:lsdException w:name="Medium List 1 Accent 1" w:uiPriority="65"/>
-    <w:lsdException w:name="Revision" w:semiHidden="1"/>
-    <w:lsdException w:name="List Paragraph" w:uiPriority="34" w:qFormat="1"/>
-    <w:lsdException w:name="Quote" w:uiPriority="29" w:qFormat="1"/>
-    <w:lsdException w:name="Intense Quote" w:uiPriority="30" w:qFormat="1"/>
-    <w:lsdException w:name="Medium List 2 Accent 1" w:uiPriority="66"/>
-    <w:lsdException w:name="Medium Grid 1 Accent 1" w:uiPriority="67"/>
-    <w:lsdException w:name="Medium Grid 2 Accent 1" w:uiPriority="68"/>
-    <w:lsdException w:name="Medium Grid 3 Accent 1" w:uiPriority="69"/>
-    <w:lsdException w:name="Dark List Accent 1" w:uiPriority="70"/>
-    <w:lsdException w:name="Colorful Shading Accent 1" w:uiPriority="71"/>
-    <w:lsdException w:name="Colorful List Accent 1" w:uiPriority="72"/>
-    <w:lsdException w:name="Colorful Grid Accent 1" w:uiPriority="73"/>
-    <w:lsdException w:name="Light Shading Accent 2" w:uiPriority="60"/>
-    <w:lsdException w:name="Light List Accent 2" w:uiPriority="61"/>
-    <w:lsdException w:name="Light Grid Accent 2" w:uiPriority="62"/>
-    <w:lsdException w:name="Medium Shading 1 Accent 2" w:uiPriority="63"/>
-    <w:lsdException w:name="Medium Shading 2 Accent 2" w:uiPriority="64"/>
-    <w:lsdException w:name="Medium List 1 Accent 2" w:uiPriority="65"/>
-    <w:lsdException w:name="Medium List 2 Accent 2" w:uiPriority="66"/>
-    <w:lsdException w:name="Medium Grid 1 Accent 2" w:uiPriority="67"/>
-    <w:lsdException w:name="Medium Grid 2 Accent 2" w:uiPriority="68"/>
-    <w:lsdException w:name="Medium Grid 3 Accent 2" w:uiPriority="69"/>
-    <w:lsdException w:name="Dark List Accent 2" w:uiPriority="70"/>
-    <w:lsdException w:name="Colorful Shading Accent 2" w:uiPriority="71"/>
-    <w:lsdException w:name="Colorful List Accent 2" w:uiPriority="72"/>
-    <w:lsdException w:name="Colorful Grid Accent 2" w:uiPriority="73"/>
-    <w:lsdException w:name="Light Shading Accent 3" w:uiPriority="60"/>
-    <w:lsdException w:name="Light List Accent 3" w:uiPriority="61"/>
-    <w:lsdException w:name="Light Grid Accent 3" w:uiPriority="62"/>
-    <w:lsdException w:name="Medium Shading 1 Accent 3" w:uiPriority="63"/>
-    <w:lsdException w:name="Medium Shading 2 Accent 3" w:uiPriority="64"/>
-    <w:lsdException w:name="Medium List 1 Accent 3" w:uiPriority="65"/>
-    <w:lsdException w:name="Medium List 2 Accent 3" w:uiPriority="66"/>
-    <w:lsdException w:name="Medium Grid 1 Accent 3" w:uiPriority="67"/>
-    <w:lsdException w:name="Medium Grid 2 Accent 3" w:uiPriority="68"/>
-    <w:lsdException w:name="Medium Grid 3 Accent 3" w:uiPriority="69"/>
-    <w:lsdException w:name="Dark List Accent 3" w:uiPriority="70"/>
-    <w:lsdException w:name="Colorful Shading Accent 3" w:uiPriority="71"/>
-    <w:lsdException w:name="Colorful List Accent 3" w:uiPriority="72"/>
-    <w:lsdException w:name="Colorful Grid Accent 3" w:uiPriority="73"/>
-    <w:lsdException w:name="Light Shading Accent 4" w:uiPriority="60"/>
-    <w:lsdException w:name="Light List Accent 4" w:uiPriority="61"/>
-    <w:lsdException w:name="Light Grid Accent 4" w:uiPriority="62"/>
-    <w:lsdException w:name="Medium Shading 1 Accent 4" w:uiPriority="63"/>
-    <w:lsdException w:name="Medium Shading 2 Accent 4" w:uiPriority="64"/>
-    <w:lsdException w:name="Medium List 1 Accent 4" w:uiPriority="65"/>
-    <w:lsdException w:name="Medium List 2 Accent 4" w:uiPriority="66"/>
-    <w:lsdException w:name="Medium Grid 1 Accent 4" w:uiPriority="67"/>
-    <w:lsdException w:name="Medium Grid 2 Accent 4" w:uiPriority="68"/>
-    <w:lsdException w:name="Medium Grid 3 Accent 4" w:uiPriority="69"/>
-    <w:lsdException w:name="Dark List Accent 4" w:uiPriority="70"/>
-    <w:lsdException w:name="Colorful Shading Accent 4" w:uiPriority="71"/>
-    <w:lsdException w:name="Colorful List Accent 4" w:uiPriority="72"/>
-    <w:lsdException w:name="Colorful Grid Accent 4" w:uiPriority="73"/>
-    <w:lsdException w:name="Light Shading Accent 5" w:uiPriority="60"/>
-    <w:lsdException w:name="Light List Accent 5" w:uiPriority="61"/>
-    <w:lsdException w:name="Light Grid Accent 5" w:uiPriority="62"/>
-    <w:lsdException w:name="Medium Shading 1 Accent 5" w:uiPriority="63"/>
-    <w:lsdException w:name="Medium Shading 2 Accent 5" w:uiPriority="64"/>
-    <w:lsdException w:name="Medium List 1 Accent 5" w:uiPriority="65"/>
-    <w:lsdException w:name="Medium List 2 Accent 5" w:uiPriority="66"/>
-    <w:lsdException w:name="Medium Grid 1 Accent 5" w:uiPriority="67"/>
-    <w:lsdException w:name="Medium Grid 2 Accent 5" w:uiPriority="68"/>
-    <w:lsdException w:name="Medium Grid 3 Accent 5" w:uiPriority="69"/>
-    <w:lsdException w:name="Dark List Accent 5" w:uiPriority="70"/>
-    <w:lsdException w:name="Colorful Shading Accent 5" w:uiPriority="71"/>
-    <w:lsdException w:name="Colorful List Accent 5" w:uiPriority="72"/>
-    <w:lsdException w:name="Colorful Grid Accent 5" w:uiPriority="73"/>
-    <w:lsdException w:name="Light Shading Accent 6" w:uiPriority="60"/>
-    <w:lsdException w:name="Light List Accent 6" w:uiPriority="61"/>
-    <w:lsdException w:name="Light Grid Accent 6" w:uiPriority="62"/>
-    <w:lsdException w:name="Medium Shading 1 Accent 6" w:uiPriority="63"/>
-    <w:lsdException w:name="Medium Shading 2 Accent 6" w:uiPriority="64"/>
-    <w:lsdException w:name="Medium List 1 Accent 6" w:uiPriority="65"/>
-    <w:lsdException w:name="Medium List 2 Accent 6" w:uiPriority="66"/>
-    <w:lsdException w:name="Medium Grid 1 Accent 6" w:uiPriority="67"/>
-    <w:lsdException w:name="Medium Grid 2 Accent 6" w:uiPriority="68"/>
-    <w:lsdException w:name="Medium Grid 3 Accent 6" w:uiPriority="69"/>
-    <w:lsdException w:name="Dark List Accent 6" w:uiPriority="70"/>
-    <w:lsdException w:name="Colorful Shading Accent 6" w:uiPriority="71"/>
-    <w:lsdException w:name="Colorful List Accent 6" w:uiPriority="72"/>
-    <w:lsdException w:name="Colorful Grid Accent 6" w:uiPriority="73"/>
-    <w:lsdException w:name="Subtle Emphasis" w:uiPriority="19" w:qFormat="1"/>
-    <w:lsdException w:name="Intense Emphasis" w:uiPriority="21" w:qFormat="1"/>
-    <w:lsdException w:name="Subtle Reference" w:uiPriority="31" w:qFormat="1"/>
-    <w:lsdException w:name="Intense Reference" w:uiPriority="32" w:qFormat="1"/>
-    <w:lsdException w:name="Book Title" w:uiPriority="33" w:qFormat="1"/>
-    <w:lsdException w:name="Bibliography" w:semiHidden="1" w:uiPriority="37" w:unhideWhenUsed="1"/>
-    <w:lsdException w:name="TOC Heading" w:semiHidden="1" w:uiPriority="39" w:unhideWhenUsed="1" w:qFormat="1"/>
-    <w:lsdException w:name="Plain Table 1" w:uiPriority="41"/>
-    <w:lsdException w:name="Plain Table 2" w:uiPriority="42"/>
-    <w:lsdException w:name="Plain Table 3" w:uiPriority="43"/>
-    <w:lsdException w:name="Plain Table 4" w:uiPriority="44"/>
-    <w:lsdException w:name="Plain Table 5" w:uiPriority="45"/>
-    <w:lsdException w:name="Grid Table Light" w:uiPriority="40"/>
-    <w:lsdException w:name="Grid Table 1 Light" w:uiPriority="46"/>
-    <w:lsdException w:name="Grid Table 2" w:uiPriority="47"/>
-    <w:lsdException w:name="Grid Table 3" w:uiPriority="48"/>
-    <w:lsdException w:name="Grid Table 4" w:uiPriority="49"/>
-    <w:lsdException w:name="Grid Table 5 Dark" w:uiPriority="50"/>
-    <w:lsdException w:name="Grid Table 6 Colorful" w:uiPriority="51"/>
-    <w:lsdException w:name="Grid Table 7 Colorful" w:uiPriority="52"/>
-    <w:lsdException w:name="Grid Table 1 Light Accent 1" w:uiPriority="46"/>
-    <w:lsdException w:name="Grid Table 2 Accent 1" w:uiPriority="47"/>
-    <w:lsdException w:name="Grid Table 3 Accent 1" w:uiPriority="48"/>
-    <w:lsdException w:name="Grid Table 4 Accent 1" w:uiPriority="49"/>
-    <w:lsdException w:name="Grid Table 5 Dark Accent 1" w:uiPriority="50"/>
-    <w:lsdException w:name="Grid Table 6 Colorful Accent 1" w:uiPriority="51"/>
-    <w:lsdException w:name="Grid Table 7 Colorful Accent 1" w:uiPriority="52"/>
-    <w:lsdException w:name="Grid Table 1 Light Accent 2" w:uiPriority="46"/>
-    <w:lsdException w:name="Grid Table 2 Accent 2" w:uiPriority="47"/>
-    <w:lsdException w:name="Grid Table 3 Accent 2" w:uiPriority="48"/>
-    <w:lsdException w:name="Grid Table 4 Accent 2" w:uiPriority="49"/>
-    <w:lsdException w:name="Grid Table 5 Dark Accent 2" w:uiPriority="50"/>
-    <w:lsdException w:name="Grid Table 6 Colorful Accent 2" w:uiPriority="51"/>
-    <w:lsdException w:name="Grid Table 7 Colorful Accent 2" w:uiPriority="52"/>
-    <w:lsdException w:name="Grid Table 1 Light Accent 3" w:uiPriority="46"/>
-    <w:lsdException w:name="Grid Table 2 Accent 3" w:uiPriority="47"/>
-    <w:lsdException w:name="Grid Table 3 Accent 3" w:uiPriority="48"/>
-    <w:lsdException w:name="Grid Table 4 Accent 3" w:uiPriority="49"/>
-    <w:lsdException w:name="Grid Table 5 Dark Accent 3" w:uiPriority="50"/>
-    <w:lsdException w:name="Grid Table 6 Colorful Accent 3" w:uiPriority="51"/>
-    <w:lsdException w:name="Grid Table 7 Colorful Accent 3" w:uiPriority="52"/>
-    <w:lsdException w:name="Grid Table 1 Light Accent 4" w:uiPriority="46"/>
-    <w:lsdException w:name="Grid Table 2 Accent 4" w:uiPriority="47"/>
-    <w:lsdException w:name="Grid Table 3 Accent 4" w:uiPriority="48"/>
-    <w:lsdException w:name="Grid Table 4 Accent 4" w:uiPriority="49"/>
-    <w:lsdException w:name="Grid Table 5 Dark Accent 4" w:uiPriority="50"/>
-    <w:lsdException w:name="Grid Table 6 Colorful Accent 4" w:uiPriority="51"/>
-    <w:lsdException w:name="Grid Table 7 Colorful Accent 4" w:uiPriority="52"/>
-    <w:lsdException w:name="Grid Table 1 Light Accent 5" w:uiPriority="46"/>
-    <w:lsdException w:name="Grid Table 2 Accent 5" w:uiPriority="47"/>
-    <w:lsdException w:name="Grid Table 3 Accent 5" w:uiPriority="48"/>
-    <w:lsdException w:name="Grid Table 4 Accent 5" w:uiPriority="49"/>
-    <w:lsdException w:name="Grid Table 5 Dark Accent 5" w:uiPriority="50"/>
-    <w:lsdException w:name="Grid Table 6 Colorful Accent 5" w:uiPriority="51"/>
-    <w:lsdException w:name="Grid Table 7 Colorful Accent 5" w:uiPriority="52"/>
-    <w:lsdException w:name="Grid Table 1 Light Accent 6" w:uiPriority="46"/>
-    <w:lsdException w:name="Grid Table 2 Accent 6" w:uiPriority="47"/>
-    <w:lsdException w:name="Grid Table 3 Accent 6" w:uiPriority="48"/>
-    <w:lsdException w:name="Grid Table 4 Accent 6" w:uiPriority="49"/>
-    <w:lsdException w:name="Grid Table 5 Dark Accent 6" w:uiPriority="50"/>
-    <w:lsdException w:name="Grid Table 6 Colorful Accent 6" w:uiPriority="51"/>
-    <w:lsdException w:name="Grid Table 7 Colorful Accent 6" w:uiPriority="52"/>
-    <w:lsdException w:name="List Table 1 Light" w:uiPriority="46"/>
-    <w:lsdException w:name="List Table 2" w:uiPriority="47"/>
-    <w:lsdException w:name="List Table 3" w:uiPriority="48"/>
-    <w:lsdException w:name="List Table 4" w:uiPriority="49"/>
-    <w:lsdException w:name="List Table 5 Dark" w:uiPriority="50"/>
-    <w:lsdException w:name="List Table 6 Colorful" w:uiPriority="51"/>
-    <w:lsdException w:name="List Table 7 Colorful" w:uiPriority="52"/>
-    <w:lsdException w:name="List Table 1 Light Accent 1" w:uiPriority="46"/>
-    <w:lsdException w:name="List Table 2 Accent 1" w:uiPriority="47"/>
-    <w:lsdException w:name="List Table 3 Accent 1" w:uiPriority="48"/>
-    <w:lsdException w:name="List Table 4 Accent 1" w:uiPriority="49"/>
-    <w:lsdException w:name="List Table 5 Dark Accent 1" w:uiPriority="50"/>
-    <w:lsdException w:name="List Table 6 Colorful Accent 1" w:uiPriority="51"/>
-    <w:lsdException w:name="List Table 7 Colorful Accent 1" w:uiPriority="52"/>
-    <w:lsdException w:name="List Table 1 Light Accent 2" w:uiPriority="46"/>
-    <w:lsdException w:name="List Table 2 Accent 2" w:uiPriority="47"/>
-    <w:lsdException w:name="List Table 3 Accent 2" w:uiPriority="48"/>
-    <w:lsdException w:name="List Table 4 Accent 2" w:uiPriority="49"/>
-    <w:lsdException w:name="List Table 5 Dark Accent 2" w:uiPriority="50"/>
-    <w:lsdException w:name="List Table 6 Colorful Accent 2" w:uiPriority="51"/>
-    <w:lsdException w:name="List Table 7 Colorful Accent 2" w:uiPriority="52"/>
-    <w:lsdException w:name="List Table 1 Light Accent 3" w:uiPriority="46"/>
-    <w:lsdException w:name="List Table 2 Accent 3" w:uiPriority="47"/>
-    <w:lsdException w:name="List Table 3 Accent 3" w:uiPriority="48"/>
-    <w:lsdException w:name="List Table 4 Accent 3" w:uiPriority="49"/>
-    <w:lsdException w:name="List Table 5 Dark Accent 3" w:uiPriority="50"/>
-    <w:lsdException w:name="List Table 6 Colorful Accent 3" w:uiPriority="51"/>
-    <w:lsdException w:name="List Table 7 Colorful Accent 3" w:uiPriority="52"/>
-    <w:lsdException w:name="List Table 1 Light Accent 4" w:uiPriority="46"/>
-    <w:lsdException w:name="List Table 2 Accent 4" w:uiPriority="47"/>
-    <w:lsdException w:name="List Table 3 Accent 4" w:uiPriority="48"/>
-    <w:lsdException w:name="List Table 4 Accent 4" w:uiPriority="49"/>
-    <w:lsdException w:name="List Table 5 Dark Accent 4" w:uiPriority="50"/>
-    <w:lsdException w:name="List Table 6 Colorful Accent 4" w:uiPriority="51"/>
-    <w:lsdException w:name="List Table 7 Colorful Accent 4" w:uiPriority="52"/>
-    <w:lsdException w:name="List Table 1 Light Accent 5" w:uiPriority="46"/>
-    <w:lsdException w:name="List Table 2 Accent 5" w:uiPriority="47"/>
-    <w:lsdException w:name="List Table 3 Accent 5" w:uiPriority="48"/>
-    <w:lsdException w:name="List Table 4 Accent 5" w:uiPriority="49"/>
-    <w:lsdException w:name="List Table 5 Dark Accent 5" w:uiPriority="50"/>
-    <w:lsdException w:name="List Table 6 Colorful Accent 5" w:uiPriority="51"/>
-    <w:lsdException w:name="List Table 7 Colorful Accent 5" w:uiPriority="52"/>
-    <w:lsdException w:name="List Table 1 Light Accent 6" w:uiPriority="46"/>
-    <w:lsdException w:name="List Table 2 Accent 6" w:uiPriority="47"/>
-    <w:lsdException w:name="List Table 3 Accent 6" w:uiPriority="48"/>
-    <w:lsdException w:name="List Table 4 Accent 6" w:uiPriority="49"/>
-    <w:lsdException w:name="List Table 5 Dark Accent 6" w:uiPriority="50"/>
-    <w:lsdException w:name="List Table 6 Colorful Accent 6" w:uiPriority="51"/>
-    <w:lsdException w:name="List Table 7 Colorful Accent 6" w:uiPriority="52"/>
-    <w:lsdException w:name="Mention" w:semiHidden="1" w:unhideWhenUsed="1"/>
-    <w:lsdException w:name="Smart Hyperlink" w:semiHidden="1" w:unhideWhenUsed="1"/>
-    <w:lsdException w:name="Hashtag" w:semiHidden="1" w:unhideWhenUsed="1"/>
-    <w:lsdException w:name="Unresolved Mention" w:semiHidden="1" w:unhideWhenUsed="1"/>
-    <w:lsdException w:name="Smart Link" w:semiHidden="1" w:unhideWhenUsed="1"/>
+  <w:latentStyles w:count="260" w:defQFormat="0" w:defUnhideWhenUsed="1" w:defSemiHidden="1" w:defUIPriority="99" w:defLockedState="0">
+    <w:lsdException w:qFormat="1" w:unhideWhenUsed="0" w:uiPriority="0" w:semiHidden="0" w:name="Normal"/>
+    <w:lsdException w:qFormat="1" w:unhideWhenUsed="0" w:uiPriority="9" w:semiHidden="0" w:name="heading 1"/>
+    <w:lsdException w:qFormat="1" w:uiPriority="9" w:name="heading 2"/>
+    <w:lsdException w:qFormat="1" w:uiPriority="9" w:name="heading 3"/>
+    <w:lsdException w:qFormat="1" w:uiPriority="9" w:name="heading 4"/>
+    <w:lsdException w:qFormat="1" w:uiPriority="9" w:name="heading 5"/>
+    <w:lsdException w:qFormat="1" w:uiPriority="9" w:name="heading 6"/>
+    <w:lsdException w:qFormat="1" w:uiPriority="9" w:name="heading 7"/>
+    <w:lsdException w:qFormat="1" w:uiPriority="9" w:name="heading 8"/>
+    <w:lsdException w:qFormat="1" w:uiPriority="9" w:name="heading 9"/>
+    <w:lsdException w:uiPriority="99" w:name="index 1"/>
+    <w:lsdException w:uiPriority="99" w:name="index 2"/>
+    <w:lsdException w:uiPriority="99" w:name="index 3"/>
+    <w:lsdException w:uiPriority="99" w:name="index 4"/>
+    <w:lsdException w:uiPriority="99" w:name="index 5"/>
+    <w:lsdException w:uiPriority="99" w:name="index 6"/>
+    <w:lsdException w:uiPriority="99" w:name="index 7"/>
+    <w:lsdException w:uiPriority="99" w:name="index 8"/>
+    <w:lsdException w:uiPriority="99" w:name="index 9"/>
+    <w:lsdException w:uiPriority="39" w:name="toc 1"/>
+    <w:lsdException w:uiPriority="39" w:name="toc 2"/>
+    <w:lsdException w:uiPriority="39" w:name="toc 3"/>
+    <w:lsdException w:uiPriority="39" w:name="toc 4"/>
+    <w:lsdException w:uiPriority="39" w:name="toc 5"/>
+    <w:lsdException w:uiPriority="39" w:name="toc 6"/>
+    <w:lsdException w:uiPriority="39" w:name="toc 7"/>
+    <w:lsdException w:uiPriority="39" w:name="toc 8"/>
+    <w:lsdException w:uiPriority="39" w:name="toc 9"/>
+    <w:lsdException w:uiPriority="99" w:name="Normal Indent"/>
+    <w:lsdException w:uiPriority="99" w:name="footnote text"/>
+    <w:lsdException w:uiPriority="99" w:name="annotation text"/>
+    <w:lsdException w:uiPriority="99" w:name="header"/>
+    <w:lsdException w:uiPriority="99" w:name="footer"/>
+    <w:lsdException w:uiPriority="99" w:name="index heading"/>
+    <w:lsdException w:qFormat="1" w:uiPriority="35" w:name="caption"/>
+    <w:lsdException w:uiPriority="99" w:name="table of figures"/>
+    <w:lsdException w:uiPriority="99" w:name="envelope address"/>
+    <w:lsdException w:uiPriority="99" w:name="envelope return"/>
+    <w:lsdException w:uiPriority="99" w:name="footnote reference"/>
+    <w:lsdException w:uiPriority="99" w:name="annotation reference"/>
+    <w:lsdException w:uiPriority="99" w:name="line number"/>
+    <w:lsdException w:uiPriority="99" w:name="page number"/>
+    <w:lsdException w:qFormat="1" w:uiPriority="99" w:name="endnote reference"/>
+    <w:lsdException w:uiPriority="99" w:name="endnote text"/>
+    <w:lsdException w:uiPriority="99" w:name="table of authorities"/>
+    <w:lsdException w:uiPriority="99" w:name="macro"/>
+    <w:lsdException w:uiPriority="99" w:name="toa heading"/>
+    <w:lsdException w:uiPriority="99" w:name="List"/>
+    <w:lsdException w:uiPriority="99" w:name="List Bullet"/>
+    <w:lsdException w:uiPriority="99" w:name="List Number"/>
+    <w:lsdException w:uiPriority="99" w:name="List 2"/>
+    <w:lsdException w:uiPriority="99" w:name="List 3"/>
+    <w:lsdException w:uiPriority="99" w:name="List 4"/>
+    <w:lsdException w:uiPriority="99" w:name="List 5"/>
+    <w:lsdException w:uiPriority="99" w:name="List Bullet 2"/>
+    <w:lsdException w:uiPriority="99" w:name="List Bullet 3"/>
+    <w:lsdException w:uiPriority="99" w:name="List Bullet 4"/>
+    <w:lsdException w:uiPriority="99" w:name="List Bullet 5"/>
+    <w:lsdException w:uiPriority="99" w:name="List Number 2"/>
+    <w:lsdException w:uiPriority="99" w:name="List Number 3"/>
+    <w:lsdException w:uiPriority="99" w:name="List Number 4"/>
+    <w:lsdException w:uiPriority="99" w:name="List Number 5"/>
+    <w:lsdException w:qFormat="1" w:unhideWhenUsed="0" w:uiPriority="10" w:semiHidden="0" w:name="Title"/>
+    <w:lsdException w:uiPriority="99" w:name="Closing"/>
+    <w:lsdException w:uiPriority="99" w:name="Signature"/>
+    <w:lsdException w:uiPriority="1" w:name="Default Paragraph Font"/>
+    <w:lsdException w:uiPriority="99" w:name="Body Text"/>
+    <w:lsdException w:uiPriority="99" w:name="Body Text Indent"/>
+    <w:lsdException w:uiPriority="99" w:name="List Continue"/>
+    <w:lsdException w:uiPriority="99" w:name="List Continue 2"/>
+    <w:lsdException w:uiPriority="99" w:name="List Continue 3"/>
+    <w:lsdException w:uiPriority="99" w:name="List Continue 4"/>
+    <w:lsdException w:uiPriority="99" w:name="List Continue 5"/>
+    <w:lsdException w:uiPriority="99" w:name="Message Header"/>
+    <w:lsdException w:qFormat="1" w:unhideWhenUsed="0" w:uiPriority="11" w:semiHidden="0" w:name="Subtitle"/>
+    <w:lsdException w:uiPriority="99" w:name="Salutation"/>
+    <w:lsdException w:uiPriority="99" w:name="Date"/>
+    <w:lsdException w:uiPriority="99" w:name="Body Text First Indent"/>
+    <w:lsdException w:uiPriority="99" w:name="Body Text First Indent 2"/>
+    <w:lsdException w:uiPriority="99" w:name="Note Heading"/>
+    <w:lsdException w:uiPriority="99" w:name="Body Text 2"/>
+    <w:lsdException w:uiPriority="99" w:name="Body Text 3"/>
+    <w:lsdException w:uiPriority="99" w:name="Body Text Indent 2"/>
+    <w:lsdException w:uiPriority="99" w:name="Body Text Indent 3"/>
+    <w:lsdException w:uiPriority="99" w:name="Block Text"/>
+    <w:lsdException w:uiPriority="99" w:semiHidden="0" w:name="Hyperlink"/>
+    <w:lsdException w:uiPriority="99" w:name="FollowedHyperlink"/>
+    <w:lsdException w:qFormat="1" w:unhideWhenUsed="0" w:uiPriority="22" w:semiHidden="0" w:name="Strong"/>
+    <w:lsdException w:qFormat="1" w:unhideWhenUsed="0" w:uiPriority="20" w:semiHidden="0" w:name="Emphasis"/>
+    <w:lsdException w:uiPriority="99" w:name="Document Map"/>
+    <w:lsdException w:uiPriority="99" w:name="Plain Text"/>
+    <w:lsdException w:uiPriority="99" w:name="E-mail Signature"/>
+    <w:lsdException w:uiPriority="99" w:name="Normal (Web)"/>
+    <w:lsdException w:uiPriority="99" w:name="HTML Acronym"/>
+    <w:lsdException w:uiPriority="99" w:name="HTML Address"/>
+    <w:lsdException w:uiPriority="99" w:name="HTML Cite"/>
+    <w:lsdException w:uiPriority="99" w:name="HTML Code"/>
+    <w:lsdException w:uiPriority="99" w:name="HTML Definition"/>
+    <w:lsdException w:uiPriority="99" w:name="HTML Keyboard"/>
+    <w:lsdException w:uiPriority="99" w:name="HTML Preformatted"/>
+    <w:lsdException w:uiPriority="99" w:name="HTML Sample"/>
+    <w:lsdException w:uiPriority="99" w:name="HTML Typewriter"/>
+    <w:lsdException w:uiPriority="99" w:name="HTML Variable"/>
+    <w:lsdException w:qFormat="1" w:uiPriority="99" w:name="Normal Table"/>
+    <w:lsdException w:uiPriority="99" w:name="annotation subject"/>
+    <w:lsdException w:uiPriority="99" w:name="Table Simple 1"/>
+    <w:lsdException w:uiPriority="99" w:name="Table Simple 2"/>
+    <w:lsdException w:uiPriority="99" w:name="Table Simple 3"/>
+    <w:lsdException w:uiPriority="99" w:name="Table Classic 1"/>
+    <w:lsdException w:uiPriority="99" w:name="Table Classic 2"/>
+    <w:lsdException w:uiPriority="99" w:name="Table Classic 3"/>
+    <w:lsdException w:uiPriority="99" w:name="Table Classic 4"/>
+    <w:lsdException w:uiPriority="99" w:name="Table Colorful 1"/>
+    <w:lsdException w:uiPriority="99" w:name="Table Colorful 2"/>
+    <w:lsdException w:uiPriority="99" w:name="Table Colorful 3"/>
+    <w:lsdException w:uiPriority="99" w:name="Table Columns 1"/>
+    <w:lsdException w:uiPriority="99" w:name="Table Columns 2"/>
+    <w:lsdException w:uiPriority="99" w:name="Table Columns 3"/>
+    <w:lsdException w:uiPriority="99" w:name="Table Columns 4"/>
+    <w:lsdException w:uiPriority="99" w:name="Table Columns 5"/>
+    <w:lsdException w:uiPriority="99" w:name="Table Grid 1"/>
+    <w:lsdException w:uiPriority="99" w:name="Table Grid 2"/>
+    <w:lsdException w:uiPriority="99" w:name="Table Grid 3"/>
+    <w:lsdException w:uiPriority="99" w:name="Table Grid 4"/>
+    <w:lsdException w:uiPriority="99" w:name="Table Grid 5"/>
+    <w:lsdException w:uiPriority="99" w:name="Table Grid 6"/>
+    <w:lsdException w:uiPriority="99" w:name="Table Grid 7"/>
+    <w:lsdException w:uiPriority="99" w:name="Table Grid 8"/>
+    <w:lsdException w:uiPriority="99" w:name="Table List 1"/>
+    <w:lsdException w:uiPriority="99" w:name="Table List 2"/>
+    <w:lsdException w:uiPriority="99" w:name="Table List 3"/>
+    <w:lsdException w:uiPriority="99" w:name="Table List 4"/>
+    <w:lsdException w:uiPriority="99" w:name="Table List 5"/>
+    <w:lsdException w:uiPriority="99" w:name="Table List 6"/>
+    <w:lsdException w:uiPriority="99" w:name="Table List 7"/>
+    <w:lsdException w:uiPriority="99" w:name="Table List 8"/>
+    <w:lsdException w:uiPriority="99" w:name="Table 3D effects 1"/>
+    <w:lsdException w:uiPriority="99" w:name="Table 3D effects 2"/>
+    <w:lsdException w:uiPriority="99" w:name="Table 3D effects 3"/>
+    <w:lsdException w:uiPriority="99" w:name="Table Contemporary"/>
+    <w:lsdException w:uiPriority="99" w:name="Table Elegant"/>
+    <w:lsdException w:uiPriority="99" w:name="Table Professional"/>
+    <w:lsdException w:uiPriority="99" w:name="Table Subtle 1"/>
+    <w:lsdException w:uiPriority="99" w:name="Table Subtle 2"/>
+    <w:lsdException w:uiPriority="99" w:name="Table Web 1"/>
+    <w:lsdException w:uiPriority="99" w:name="Table Web 2"/>
+    <w:lsdException w:uiPriority="99" w:name="Table Web 3"/>
+    <w:lsdException w:uiPriority="99" w:name="Balloon Text"/>
+    <w:lsdException w:unhideWhenUsed="0" w:uiPriority="39" w:semiHidden="0" w:name="Table Grid"/>
+    <w:lsdException w:uiPriority="99" w:name="Table Theme"/>
+    <w:lsdException w:unhideWhenUsed="0" w:uiPriority="60" w:semiHidden="0" w:name="Light Shading"/>
+    <w:lsdException w:unhideWhenUsed="0" w:uiPriority="61" w:semiHidden="0" w:name="Light List"/>
+    <w:lsdException w:unhideWhenUsed="0" w:uiPriority="62" w:semiHidden="0" w:name="Light Grid"/>
+    <w:lsdException w:unhideWhenUsed="0" w:uiPriority="63" w:semiHidden="0" w:name="Medium Shading 1"/>
+    <w:lsdException w:unhideWhenUsed="0" w:uiPriority="64" w:semiHidden="0" w:name="Medium Shading 2"/>
+    <w:lsdException w:unhideWhenUsed="0" w:uiPriority="65" w:semiHidden="0" w:name="Medium List 1"/>
+    <w:lsdException w:unhideWhenUsed="0" w:uiPriority="66" w:semiHidden="0" w:name="Medium List 2"/>
+    <w:lsdException w:unhideWhenUsed="0" w:uiPriority="67" w:semiHidden="0" w:name="Medium Grid 1"/>
+    <w:lsdException w:unhideWhenUsed="0" w:uiPriority="68" w:semiHidden="0" w:name="Medium Grid 2"/>
+    <w:lsdException w:unhideWhenUsed="0" w:uiPriority="69" w:semiHidden="0" w:name="Medium Grid 3"/>
+    <w:lsdException w:unhideWhenUsed="0" w:uiPriority="70" w:semiHidden="0" w:name="Dark List"/>
+    <w:lsdException w:unhideWhenUsed="0" w:uiPriority="71" w:semiHidden="0" w:name="Colorful Shading"/>
+    <w:lsdException w:unhideWhenUsed="0" w:uiPriority="72" w:semiHidden="0" w:name="Colorful List"/>
+    <w:lsdException w:unhideWhenUsed="0" w:uiPriority="73" w:semiHidden="0" w:name="Colorful Grid"/>
+    <w:lsdException w:unhideWhenUsed="0" w:uiPriority="60" w:semiHidden="0" w:name="Light Shading Accent 1"/>
+    <w:lsdException w:unhideWhenUsed="0" w:uiPriority="61" w:semiHidden="0" w:name="Light List Accent 1"/>
+    <w:lsdException w:unhideWhenUsed="0" w:uiPriority="62" w:semiHidden="0" w:name="Light Grid Accent 1"/>
+    <w:lsdException w:unhideWhenUsed="0" w:uiPriority="63" w:semiHidden="0" w:name="Medium Shading 1 Accent 1"/>
+    <w:lsdException w:unhideWhenUsed="0" w:uiPriority="64" w:semiHidden="0" w:name="Medium Shading 2 Accent 1"/>
+    <w:lsdException w:unhideWhenUsed="0" w:uiPriority="65" w:semiHidden="0" w:name="Medium List 1 Accent 1"/>
+    <w:lsdException w:qFormat="1" w:unhideWhenUsed="0" w:uiPriority="0" w:semiHidden="0" w:name="List Paragraph"/>
+    <w:lsdException w:unhideWhenUsed="0" w:uiPriority="66" w:semiHidden="0" w:name="Medium List 2 Accent 1"/>
+    <w:lsdException w:unhideWhenUsed="0" w:uiPriority="67" w:semiHidden="0" w:name="Medium Grid 1 Accent 1"/>
+    <w:lsdException w:unhideWhenUsed="0" w:uiPriority="68" w:semiHidden="0" w:name="Medium Grid 2 Accent 1"/>
+    <w:lsdException w:unhideWhenUsed="0" w:uiPriority="69" w:semiHidden="0" w:name="Medium Grid 3 Accent 1"/>
+    <w:lsdException w:unhideWhenUsed="0" w:uiPriority="70" w:semiHidden="0" w:name="Dark List Accent 1"/>
+    <w:lsdException w:unhideWhenUsed="0" w:uiPriority="71" w:semiHidden="0" w:name="Colorful Shading Accent 1"/>
+    <w:lsdException w:unhideWhenUsed="0" w:uiPriority="72" w:semiHidden="0" w:name="Colorful List Accent 1"/>
+    <w:lsdException w:unhideWhenUsed="0" w:uiPriority="73" w:semiHidden="0" w:name="Colorful Grid Accent 1"/>
+    <w:lsdException w:unhideWhenUsed="0" w:uiPriority="60" w:semiHidden="0" w:name="Light Shading Accent 2"/>
+    <w:lsdException w:unhideWhenUsed="0" w:uiPriority="61" w:semiHidden="0" w:name="Light List Accent 2"/>
+    <w:lsdException w:unhideWhenUsed="0" w:uiPriority="62" w:semiHidden="0" w:name="Light Grid Accent 2"/>
+    <w:lsdException w:unhideWhenUsed="0" w:uiPriority="63" w:semiHidden="0" w:name="Medium Shading 1 Accent 2"/>
+    <w:lsdException w:unhideWhenUsed="0" w:uiPriority="64" w:semiHidden="0" w:name="Medium Shading 2 Accent 2"/>
+    <w:lsdException w:unhideWhenUsed="0" w:uiPriority="65" w:semiHidden="0" w:name="Medium List 1 Accent 2"/>
+    <w:lsdException w:unhideWhenUsed="0" w:uiPriority="66" w:semiHidden="0" w:name="Medium List 2 Accent 2"/>
+    <w:lsdException w:unhideWhenUsed="0" w:uiPriority="67" w:semiHidden="0" w:name="Medium Grid 1 Accent 2"/>
+    <w:lsdException w:unhideWhenUsed="0" w:uiPriority="68" w:semiHidden="0" w:name="Medium Grid 2 Accent 2"/>
+    <w:lsdException w:unhideWhenUsed="0" w:uiPriority="69" w:semiHidden="0" w:name="Medium Grid 3 Accent 2"/>
+    <w:lsdException w:unhideWhenUsed="0" w:uiPriority="70" w:semiHidden="0" w:name="Dark List Accent 2"/>
+    <w:lsdException w:unhideWhenUsed="0" w:uiPriority="71" w:semiHidden="0" w:name="Colorful Shading Accent 2"/>
+    <w:lsdException w:unhideWhenUsed="0" w:uiPriority="72" w:semiHidden="0" w:name="Colorful List Accent 2"/>
+    <w:lsdException w:unhideWhenUsed="0" w:uiPriority="73" w:semiHidden="0" w:name="Colorful Grid Accent 2"/>
+    <w:lsdException w:unhideWhenUsed="0" w:uiPriority="60" w:semiHidden="0" w:name="Light Shading Accent 3"/>
+    <w:lsdException w:unhideWhenUsed="0" w:uiPriority="61" w:semiHidden="0" w:name="Light List Accent 3"/>
+    <w:lsdException w:unhideWhenUsed="0" w:uiPriority="62" w:semiHidden="0" w:name="Light Grid Accent 3"/>
+    <w:lsdException w:unhideWhenUsed="0" w:uiPriority="63" w:semiHidden="0" w:name="Medium Shading 1 Accent 3"/>
+    <w:lsdException w:unhideWhenUsed="0" w:uiPriority="64" w:semiHidden="0" w:name="Medium Shading 2 Accent 3"/>
+    <w:lsdException w:unhideWhenUsed="0" w:uiPriority="65" w:semiHidden="0" w:name="Medium List 1 Accent 3"/>
+    <w:lsdException w:unhideWhenUsed="0" w:uiPriority="66" w:semiHidden="0" w:name="Medium List 2 Accent 3"/>
+    <w:lsdException w:unhideWhenUsed="0" w:uiPriority="67" w:semiHidden="0" w:name="Medium Grid 1 Accent 3"/>
+    <w:lsdException w:unhideWhenUsed="0" w:uiPriority="68" w:semiHidden="0" w:name="Medium Grid 2 Accent 3"/>
+    <w:lsdException w:unhideWhenUsed="0" w:uiPriority="69" w:semiHidden="0" w:name="Medium Grid 3 Accent 3"/>
+    <w:lsdException w:unhideWhenUsed="0" w:uiPriority="70" w:semiHidden="0" w:name="Dark List Accent 3"/>
+    <w:lsdException w:unhideWhenUsed="0" w:uiPriority="71" w:semiHidden="0" w:name="Colorful Shading Accent 3"/>
+    <w:lsdException w:unhideWhenUsed="0" w:uiPriority="72" w:semiHidden="0" w:name="Colorful List Accent 3"/>
+    <w:lsdException w:unhideWhenUsed="0" w:uiPriority="73" w:semiHidden="0" w:name="Colorful Grid Accent 3"/>
+    <w:lsdException w:unhideWhenUsed="0" w:uiPriority="60" w:semiHidden="0" w:name="Light Shading Accent 4"/>
+    <w:lsdException w:unhideWhenUsed="0" w:uiPriority="61" w:semiHidden="0" w:name="Light List Accent 4"/>
+    <w:lsdException w:unhideWhenUsed="0" w:uiPriority="62" w:semiHidden="0" w:name="Light Grid Accent 4"/>
+    <w:lsdException w:unhideWhenUsed="0" w:uiPriority="63" w:semiHidden="0" w:name="Medium Shading 1 Accent 4"/>
+    <w:lsdException w:unhideWhenUsed="0" w:uiPriority="64" w:semiHidden="0" w:name="Medium Shading 2 Accent 4"/>
+    <w:lsdException w:unhideWhenUsed="0" w:uiPriority="65" w:semiHidden="0" w:name="Medium List 1 Accent 4"/>
+    <w:lsdException w:unhideWhenUsed="0" w:uiPriority="66" w:semiHidden="0" w:name="Medium List 2 Accent 4"/>
+    <w:lsdException w:unhideWhenUsed="0" w:uiPriority="67" w:semiHidden="0" w:name="Medium Grid 1 Accent 4"/>
+    <w:lsdException w:unhideWhenUsed="0" w:uiPriority="68" w:semiHidden="0" w:name="Medium Grid 2 Accent 4"/>
+    <w:lsdException w:unhideWhenUsed="0" w:uiPriority="69" w:semiHidden="0" w:name="Medium Grid 3 Accent 4"/>
+    <w:lsdException w:unhideWhenUsed="0" w:uiPriority="70" w:semiHidden="0" w:name="Dark List Accent 4"/>
+    <w:lsdException w:unhideWhenUsed="0" w:uiPriority="71" w:semiHidden="0" w:name="Colorful Shading Accent 4"/>
+    <w:lsdException w:unhideWhenUsed="0" w:uiPriority="72" w:semiHidden="0" w:name="Colorful List Accent 4"/>
+    <w:lsdException w:unhideWhenUsed="0" w:uiPriority="73" w:semiHidden="0" w:name="Colorful Grid Accent 4"/>
+    <w:lsdException w:unhideWhenUsed="0" w:uiPriority="60" w:semiHidden="0" w:name="Light Shading Accent 5"/>
+    <w:lsdException w:unhideWhenUsed="0" w:uiPriority="61" w:semiHidden="0" w:name="Light List Accent 5"/>
+    <w:lsdException w:unhideWhenUsed="0" w:uiPriority="62" w:semiHidden="0" w:name="Light Grid Accent 5"/>
+    <w:lsdException w:unhideWhenUsed="0" w:uiPriority="63" w:semiHidden="0" w:name="Medium Shading 1 Accent 5"/>
+    <w:lsdException w:unhideWhenUsed="0" w:uiPriority="64" w:semiHidden="0" w:name="Medium Shading 2 Accent 5"/>
+    <w:lsdException w:unhideWhenUsed="0" w:uiPriority="65" w:semiHidden="0" w:name="Medium List 1 Accent 5"/>
+    <w:lsdException w:unhideWhenUsed="0" w:uiPriority="66" w:semiHidden="0" w:name="Medium List 2 Accent 5"/>
+    <w:lsdException w:unhideWhenUsed="0" w:uiPriority="67" w:semiHidden="0" w:name="Medium Grid 1 Accent 5"/>
+    <w:lsdException w:unhideWhenUsed="0" w:uiPriority="68" w:semiHidden="0" w:name="Medium Grid 2 Accent 5"/>
+    <w:lsdException w:unhideWhenUsed="0" w:uiPriority="69" w:semiHidden="0" w:name="Medium Grid 3 Accent 5"/>
+    <w:lsdException w:unhideWhenUsed="0" w:uiPriority="70" w:semiHidden="0" w:name="Dark List Accent 5"/>
+    <w:lsdException w:unhideWhenUsed="0" w:uiPriority="71" w:semiHidden="0" w:name="Colorful Shading Accent 5"/>
+    <w:lsdException w:unhideWhenUsed="0" w:uiPriority="72" w:semiHidden="0" w:name="Colorful List Accent 5"/>
+    <w:lsdException w:unhideWhenUsed="0" w:uiPriority="73" w:semiHidden="0" w:name="Colorful Grid Accent 5"/>
+    <w:lsdException w:unhideWhenUsed="0" w:uiPriority="60" w:semiHidden="0" w:name="Light Shading Accent 6"/>
+    <w:lsdException w:unhideWhenUsed="0" w:uiPriority="61" w:semiHidden="0" w:name="Light List Accent 6"/>
+    <w:lsdException w:unhideWhenUsed="0" w:uiPriority="62" w:semiHidden="0" w:name="Light Grid Accent 6"/>
+    <w:lsdException w:unhideWhenUsed="0" w:uiPriority="63" w:semiHidden="0" w:name="Medium Shading 1 Accent 6"/>
+    <w:lsdException w:unhideWhenUsed="0" w:uiPriority="64" w:semiHidden="0" w:name="Medium Shading 2 Accent 6"/>
+    <w:lsdException w:unhideWhenUsed="0" w:uiPriority="65" w:semiHidden="0" w:name="Medium List 1 Accent 6"/>
+    <w:lsdException w:unhideWhenUsed="0" w:uiPriority="66" w:semiHidden="0" w:name="Medium List 2 Accent 6"/>
+    <w:lsdException w:unhideWhenUsed="0" w:uiPriority="67" w:semiHidden="0" w:name="Medium Grid 1 Accent 6"/>
+    <w:lsdException w:unhideWhenUsed="0" w:uiPriority="68" w:semiHidden="0" w:name="Medium Grid 2 Accent 6"/>
+    <w:lsdException w:unhideWhenUsed="0" w:uiPriority="69" w:semiHidden="0" w:name="Medium Grid 3 Accent 6"/>
+    <w:lsdException w:unhideWhenUsed="0" w:uiPriority="70" w:semiHidden="0" w:name="Dark List Accent 6"/>
+    <w:lsdException w:unhideWhenUsed="0" w:uiPriority="71" w:semiHidden="0" w:name="Colorful Shading Accent 6"/>
+    <w:lsdException w:unhideWhenUsed="0" w:uiPriority="72" w:semiHidden="0" w:name="Colorful List Accent 6"/>
+    <w:lsdException w:unhideWhenUsed="0" w:uiPriority="73" w:semiHidden="0" w:name="Colorful Grid Accent 6"/>
   </w:latentStyles>
-  <w:style w:type="paragraph" w:default="1" w:styleId="Normal">
+  <w:style w:type="paragraph" w:default="1" w:styleId="1">
     <w:name w:val="Normal"/>
     <w:qFormat/>
+    <w:uiPriority w:val="0"/>
+    <w:rPr>
+      <w:rFonts w:ascii="Calibri" w:hAnsi="Calibri" w:eastAsia="Calibri" w:cs="Calibri"/>
+      <w:color w:val="1A2640"/>
+      <w:sz w:val="21"/>
+      <w:szCs w:val="21"/>
+      <w:lang w:val="zh-CN" w:eastAsia="en-US" w:bidi="ar-SA"/>
+    </w:rPr>
   </w:style>
-  <w:style w:type="paragraph" w:styleId="Heading1">
+  <w:style w:type="paragraph" w:styleId="2">
     <w:name w:val="heading 1"/>
+    <w:qFormat/>
     <w:uiPriority w:val="9"/>
-    <w:qFormat/>
     <w:pPr>
       <w:outlineLvl w:val="0"/>
     </w:pPr>
     <w:rPr>
+      <w:rFonts w:ascii="Calibri" w:hAnsi="Calibri" w:eastAsia="Calibri" w:cs="Calibri"/>
       <w:color w:val="2E74B5"/>
       <w:sz w:val="32"/>
       <w:szCs w:val="32"/>
+      <w:lang w:val="zh-CN" w:eastAsia="en-US" w:bidi="ar-SA"/>
     </w:rPr>
   </w:style>
-  <w:style w:type="paragraph" w:styleId="Heading2">
+  <w:style w:type="paragraph" w:styleId="3">
     <w:name w:val="heading 2"/>
-    <w:uiPriority w:val="9"/>
     <w:semiHidden/>
     <w:unhideWhenUsed/>
     <w:qFormat/>
+    <w:uiPriority w:val="9"/>
     <w:pPr>
       <w:outlineLvl w:val="1"/>
     </w:pPr>
     <w:rPr>
+      <w:rFonts w:ascii="Calibri" w:hAnsi="Calibri" w:eastAsia="Calibri" w:cs="Calibri"/>
       <w:color w:val="2E74B5"/>
       <w:sz w:val="26"/>
       <w:szCs w:val="26"/>
+      <w:lang w:val="zh-CN" w:eastAsia="en-US" w:bidi="ar-SA"/>
     </w:rPr>
   </w:style>
-  <w:style w:type="paragraph" w:styleId="Heading3">
+  <w:style w:type="paragraph" w:styleId="4">
     <w:name w:val="heading 3"/>
-    <w:uiPriority w:val="9"/>
     <w:semiHidden/>
     <w:unhideWhenUsed/>
     <w:qFormat/>
+    <w:uiPriority w:val="9"/>
     <w:pPr>
       <w:outlineLvl w:val="2"/>
     </w:pPr>
     <w:rPr>
+      <w:rFonts w:ascii="Calibri" w:hAnsi="Calibri" w:eastAsia="Calibri" w:cs="Calibri"/>
       <w:color w:val="1F4D78"/>
       <w:sz w:val="24"/>
       <w:szCs w:val="24"/>
+      <w:lang w:val="zh-CN" w:eastAsia="en-US" w:bidi="ar-SA"/>
     </w:rPr>
   </w:style>
-  <w:style w:type="paragraph" w:styleId="Heading4">
+  <w:style w:type="paragraph" w:styleId="5">
     <w:name w:val="heading 4"/>
-    <w:uiPriority w:val="9"/>
     <w:semiHidden/>
     <w:unhideWhenUsed/>
     <w:qFormat/>
+    <w:uiPriority w:val="9"/>
     <w:pPr>
       <w:outlineLvl w:val="3"/>
     </w:pPr>
     <w:rPr>
+      <w:rFonts w:ascii="Calibri" w:hAnsi="Calibri" w:eastAsia="Calibri" w:cs="Calibri"/>
       <w:i/>
       <w:iCs/>
       <w:color w:val="2E74B5"/>
+      <w:sz w:val="21"/>
+      <w:szCs w:val="21"/>
+      <w:lang w:val="zh-CN" w:eastAsia="en-US" w:bidi="ar-SA"/>
     </w:rPr>
   </w:style>
-  <w:style w:type="paragraph" w:styleId="Heading5">
+  <w:style w:type="paragraph" w:styleId="6">
     <w:name w:val="heading 5"/>
-    <w:uiPriority w:val="9"/>
     <w:semiHidden/>
     <w:unhideWhenUsed/>
     <w:qFormat/>
+    <w:uiPriority w:val="9"/>
     <w:pPr>
       <w:outlineLvl w:val="4"/>
     </w:pPr>
     <w:rPr>
+      <w:rFonts w:ascii="Calibri" w:hAnsi="Calibri" w:eastAsia="Calibri" w:cs="Calibri"/>
       <w:color w:val="2E74B5"/>
+      <w:sz w:val="21"/>
+      <w:szCs w:val="21"/>
+      <w:lang w:val="zh-CN" w:eastAsia="en-US" w:bidi="ar-SA"/>
     </w:rPr>
   </w:style>
-  <w:style w:type="paragraph" w:styleId="Heading6">
+  <w:style w:type="paragraph" w:styleId="7">
     <w:name w:val="heading 6"/>
-    <w:uiPriority w:val="9"/>
     <w:semiHidden/>
     <w:unhideWhenUsed/>
     <w:qFormat/>
+    <w:uiPriority w:val="9"/>
     <w:pPr>
       <w:outlineLvl w:val="5"/>
     </w:pPr>
     <w:rPr>
+      <w:rFonts w:ascii="Calibri" w:hAnsi="Calibri" w:eastAsia="Calibri" w:cs="Calibri"/>
       <w:color w:val="1F4D78"/>
+      <w:sz w:val="21"/>
+      <w:szCs w:val="21"/>
+      <w:lang w:val="zh-CN" w:eastAsia="en-US" w:bidi="ar-SA"/>
     </w:rPr>
   </w:style>
-  <w:style w:type="character" w:default="1" w:styleId="DefaultParagraphFont">
+  <w:style w:type="character" w:default="1" w:styleId="8">
     <w:name w:val="Default Paragraph Font"/>
-    <w:uiPriority w:val="1"/>
     <w:semiHidden/>
     <w:unhideWhenUsed/>
+    <w:uiPriority w:val="1"/>
   </w:style>
-  <w:style w:type="table" w:default="1" w:styleId="TableNormal">
+  <w:style w:type="table" w:default="1" w:styleId="9">
     <w:name w:val="Normal Table"/>
-    <w:uiPriority w:val="99"/>
     <w:semiHidden/>
     <w:unhideWhenUsed/>
+    <w:qFormat/>
+    <w:uiPriority w:val="99"/>
     <w:tblPr>
-      <w:tblInd w:w="0" w:type="dxa"/>
       <w:tblCellMar>
         <w:top w:w="0" w:type="dxa"/>
         <w:left w:w="108" w:type="dxa"/>
@@ -3603,99 +3739,119 @@
       </w:tblCellMar>
     </w:tblPr>
   </w:style>
-  <w:style w:type="numbering" w:default="1" w:styleId="NoList">
-    <w:name w:val="No List"/>
-    <w:uiPriority w:val="99"/>
+  <w:style w:type="character" w:styleId="10">
+    <w:name w:val="endnote reference"/>
     <w:semiHidden/>
     <w:unhideWhenUsed/>
-  </w:style>
-  <w:style w:type="paragraph" w:styleId="Title">
-    <w:name w:val="Title"/>
-    <w:uiPriority w:val="10"/>
     <w:qFormat/>
+    <w:uiPriority w:val="99"/>
     <w:rPr>
-      <w:sz w:val="56"/>
-      <w:szCs w:val="56"/>
+      <w:vertAlign w:val="superscript"/>
     </w:rPr>
   </w:style>
-  <w:style w:type="paragraph" w:customStyle="1" w:styleId="Strong1">
-    <w:name w:val="Strong1"/>
-    <w:qFormat/>
+  <w:style w:type="paragraph" w:styleId="11">
+    <w:name w:val="endnote text"/>
+    <w:link w:val="19"/>
+    <w:semiHidden/>
+    <w:unhideWhenUsed/>
+    <w:uiPriority w:val="99"/>
     <w:rPr>
-      <w:b/>
-      <w:bCs/>
+      <w:rFonts w:ascii="Calibri" w:hAnsi="Calibri" w:eastAsia="Calibri" w:cs="Calibri"/>
+      <w:color w:val="1A2640"/>
+      <w:sz w:val="20"/>
+      <w:szCs w:val="20"/>
+      <w:lang w:val="zh-CN" w:eastAsia="en-US" w:bidi="ar-SA"/>
     </w:rPr>
   </w:style>
-  <w:style w:type="paragraph" w:styleId="ListParagraph">
-    <w:name w:val="List Paragraph"/>
-    <w:qFormat/>
+  <w:style w:type="character" w:styleId="12">
+    <w:name w:val="footnote reference"/>
+    <w:semiHidden/>
+    <w:unhideWhenUsed/>
+    <w:uiPriority w:val="99"/>
+    <w:rPr>
+      <w:vertAlign w:val="superscript"/>
+    </w:rPr>
   </w:style>
-  <w:style w:type="character" w:styleId="Hyperlink">
+  <w:style w:type="paragraph" w:styleId="13">
+    <w:name w:val="footnote text"/>
+    <w:link w:val="18"/>
+    <w:semiHidden/>
+    <w:unhideWhenUsed/>
+    <w:uiPriority w:val="99"/>
+    <w:rPr>
+      <w:rFonts w:ascii="Calibri" w:hAnsi="Calibri" w:eastAsia="Calibri" w:cs="Calibri"/>
+      <w:color w:val="1A2640"/>
+      <w:sz w:val="20"/>
+      <w:szCs w:val="20"/>
+      <w:lang w:val="zh-CN" w:eastAsia="en-US" w:bidi="ar-SA"/>
+    </w:rPr>
+  </w:style>
+  <w:style w:type="character" w:styleId="14">
     <w:name w:val="Hyperlink"/>
+    <w:unhideWhenUsed/>
     <w:uiPriority w:val="99"/>
-    <w:unhideWhenUsed/>
     <w:rPr>
       <w:color w:val="0563C1"/>
       <w:u w:val="single"/>
     </w:rPr>
   </w:style>
-  <w:style w:type="character" w:styleId="FootnoteReference">
-    <w:name w:val="footnote reference"/>
-    <w:uiPriority w:val="99"/>
+  <w:style w:type="paragraph" w:styleId="15">
+    <w:name w:val="Title"/>
+    <w:qFormat/>
+    <w:uiPriority w:val="10"/>
+    <w:rPr>
+      <w:rFonts w:ascii="Calibri" w:hAnsi="Calibri" w:eastAsia="Calibri" w:cs="Calibri"/>
+      <w:color w:val="1A2640"/>
+      <w:sz w:val="56"/>
+      <w:szCs w:val="56"/>
+      <w:lang w:val="zh-CN" w:eastAsia="en-US" w:bidi="ar-SA"/>
+    </w:rPr>
+  </w:style>
+  <w:style w:type="paragraph" w:customStyle="1" w:styleId="16">
+    <w:name w:val="Strong1"/>
+    <w:qFormat/>
+    <w:uiPriority w:val="0"/>
+    <w:rPr>
+      <w:rFonts w:ascii="Calibri" w:hAnsi="Calibri" w:eastAsia="Calibri" w:cs="Calibri"/>
+      <w:b/>
+      <w:bCs/>
+      <w:color w:val="1A2640"/>
+      <w:sz w:val="21"/>
+      <w:szCs w:val="21"/>
+      <w:lang w:val="zh-CN" w:eastAsia="en-US" w:bidi="ar-SA"/>
+    </w:rPr>
+  </w:style>
+  <w:style w:type="paragraph" w:styleId="17">
+    <w:name w:val="List Paragraph"/>
+    <w:qFormat/>
+    <w:uiPriority w:val="0"/>
+    <w:rPr>
+      <w:rFonts w:ascii="Calibri" w:hAnsi="Calibri" w:eastAsia="Calibri" w:cs="Calibri"/>
+      <w:color w:val="1A2640"/>
+      <w:sz w:val="21"/>
+      <w:szCs w:val="21"/>
+      <w:lang w:val="zh-CN" w:eastAsia="en-US" w:bidi="ar-SA"/>
+    </w:rPr>
+  </w:style>
+  <w:style w:type="character" w:customStyle="1" w:styleId="18">
+    <w:name w:val="Footnote Text Char"/>
+    <w:link w:val="13"/>
     <w:semiHidden/>
     <w:unhideWhenUsed/>
-    <w:rPr>
-      <w:vertAlign w:val="superscript"/>
-    </w:rPr>
-  </w:style>
-  <w:style w:type="paragraph" w:styleId="FootnoteText">
-    <w:name w:val="footnote text"/>
-    <w:link w:val="FootnoteTextChar"/>
+    <w:qFormat/>
     <w:uiPriority w:val="99"/>
-    <w:semiHidden/>
-    <w:unhideWhenUsed/>
     <w:rPr>
       <w:sz w:val="20"/>
       <w:szCs w:val="20"/>
     </w:rPr>
   </w:style>
-  <w:style w:type="character" w:customStyle="1" w:styleId="FootnoteTextChar">
-    <w:name w:val="Footnote Text Char"/>
-    <w:link w:val="FootnoteText"/>
-    <w:uiPriority w:val="99"/>
+  <w:style w:type="character" w:customStyle="1" w:styleId="19">
+    <w:name w:val="Endnote Text Char"/>
+    <w:link w:val="11"/>
     <w:semiHidden/>
     <w:unhideWhenUsed/>
-    <w:rPr>
-      <w:sz w:val="20"/>
-      <w:szCs w:val="20"/>
-    </w:rPr>
-  </w:style>
-  <w:style w:type="character" w:styleId="EndnoteReference">
-    <w:name w:val="endnote reference"/>
+    <w:qFormat/>
     <w:uiPriority w:val="99"/>
-    <w:semiHidden/>
-    <w:unhideWhenUsed/>
-    <w:rPr>
-      <w:vertAlign w:val="superscript"/>
-    </w:rPr>
-  </w:style>
-  <w:style w:type="paragraph" w:styleId="EndnoteText">
-    <w:name w:val="endnote text"/>
-    <w:link w:val="EndnoteTextChar"/>
-    <w:uiPriority w:val="99"/>
-    <w:semiHidden/>
-    <w:unhideWhenUsed/>
-    <w:rPr>
-      <w:sz w:val="20"/>
-      <w:szCs w:val="20"/>
-    </w:rPr>
-  </w:style>
-  <w:style w:type="character" w:customStyle="1" w:styleId="EndnoteTextChar">
-    <w:name w:val="Endnote Text Char"/>
-    <w:link w:val="EndnoteText"/>
-    <w:uiPriority w:val="99"/>
-    <w:semiHidden/>
-    <w:unhideWhenUsed/>
     <w:rPr>
       <w:sz w:val="20"/>
       <w:szCs w:val="20"/>
@@ -3747,7 +3903,7 @@
     </a:clrScheme>
     <a:fontScheme name="Office">
       <a:majorFont>
-        <a:latin typeface="Aptos Display" panose="02110004020202020204"/>
+        <a:latin typeface="Aptos Display"/>
         <a:ea typeface=""/>
         <a:cs typeface=""/>
         <a:font script="Jpan" typeface="游ゴシック Light"/>
@@ -3780,26 +3936,9 @@
         <a:font script="Viet" typeface="Times New Roman"/>
         <a:font script="Uigh" typeface="Microsoft Uighur"/>
         <a:font script="Geor" typeface="Sylfaen"/>
-        <a:font script="Armn" typeface="Arial"/>
-        <a:font script="Bugi" typeface="Leelawadee UI"/>
-        <a:font script="Bopo" typeface="Microsoft JhengHei"/>
-        <a:font script="Java" typeface="Javanese Text"/>
-        <a:font script="Lisu" typeface="Segoe UI"/>
-        <a:font script="Mymr" typeface="Myanmar Text"/>
-        <a:font script="Nkoo" typeface="Ebrima"/>
-        <a:font script="Olck" typeface="Nirmala UI"/>
-        <a:font script="Osma" typeface="Ebrima"/>
-        <a:font script="Phag" typeface="Phagspa"/>
-        <a:font script="Syrn" typeface="Estrangelo Edessa"/>
-        <a:font script="Syrj" typeface="Estrangelo Edessa"/>
-        <a:font script="Syre" typeface="Estrangelo Edessa"/>
-        <a:font script="Sora" typeface="Nirmala UI"/>
-        <a:font script="Tale" typeface="Microsoft Tai Le"/>
-        <a:font script="Talu" typeface="Microsoft New Tai Lue"/>
-        <a:font script="Tfng" typeface="Ebrima"/>
       </a:majorFont>
       <a:minorFont>
-        <a:latin typeface="Aptos" panose="02110004020202020204"/>
+        <a:latin typeface="Aptos"/>
         <a:ea typeface=""/>
         <a:cs typeface=""/>
         <a:font script="Jpan" typeface="游明朝"/>
@@ -3832,23 +3971,6 @@
         <a:font script="Viet" typeface="Arial"/>
         <a:font script="Uigh" typeface="Microsoft Uighur"/>
         <a:font script="Geor" typeface="Sylfaen"/>
-        <a:font script="Armn" typeface="Arial"/>
-        <a:font script="Bugi" typeface="Leelawadee UI"/>
-        <a:font script="Bopo" typeface="Microsoft JhengHei"/>
-        <a:font script="Java" typeface="Javanese Text"/>
-        <a:font script="Lisu" typeface="Segoe UI"/>
-        <a:font script="Mymr" typeface="Myanmar Text"/>
-        <a:font script="Nkoo" typeface="Ebrima"/>
-        <a:font script="Olck" typeface="Nirmala UI"/>
-        <a:font script="Osma" typeface="Ebrima"/>
-        <a:font script="Phag" typeface="Phagspa"/>
-        <a:font script="Syrn" typeface="Estrangelo Edessa"/>
-        <a:font script="Syrj" typeface="Estrangelo Edessa"/>
-        <a:font script="Syre" typeface="Estrangelo Edessa"/>
-        <a:font script="Sora" typeface="Nirmala UI"/>
-        <a:font script="Tale" typeface="Microsoft Tai Le"/>
-        <a:font script="Talu" typeface="Microsoft New Tai Lue"/>
-        <a:font script="Tfng" typeface="Ebrima"/>
       </a:minorFont>
     </a:fontScheme>
     <a:fmtScheme name="Office">
@@ -4010,11 +4132,5 @@
       </a:style>
     </a:lnDef>
   </a:objectDefaults>
-  <a:extraClrSchemeLst/>
-  <a:extLst>
-    <a:ext uri="{05A4C25C-085E-4340-85A3-A5531E510DB2}">
-      <thm15:themeFamily xmlns:thm15="http://schemas.microsoft.com/office/thememl/2012/main" name="Office Theme" id="{2E142A2C-CD16-42D6-873A-C26D2A0506FA}" vid="{1BDDFF52-6CD6-40A5-AB3C-68EB2F1E4D0A}"/>
-    </a:ext>
-  </a:extLst>
 </a:theme>
 </file>